--- a/docs/Dashboard_Hydra_Documentacao.docx
+++ b/docs/Dashboard_Hydra_Documentacao.docx
@@ -2,7 +2,7 @@
 <file path=word/document.xml><?xml version="1.0" encoding="utf-8"?>
 <w:document xmlns:w="http://schemas.openxmlformats.org/wordprocessingml/2006/main" xmlns:m="http://schemas.openxmlformats.org/officeDocument/2006/math" xmlns:r="http://schemas.openxmlformats.org/officeDocument/2006/relationships" xmlns:o="urn:schemas-microsoft-com:office:office" xmlns:v="urn:schemas-microsoft-com:vml" xmlns:w10="urn:schemas-microsoft-com:office:word" xmlns:a="http://schemas.openxmlformats.org/drawingml/2006/main" xmlns:pic="http://schemas.openxmlformats.org/drawingml/2006/picture" xmlns:wp="http://schemas.openxmlformats.org/drawingml/2006/wordprocessingDrawing">
   <w:body>
-    <w:bookmarkStart w:id="32" w:name="dashboard-hydra-projeto-águas-vivas-ifsc"/>
+    <w:bookmarkStart w:id="36" w:name="dashboard-hydra-projeto-águas-vivas-ifsc"/>
     <w:p>
       <w:pPr>
         <w:pStyle w:val="Heading1"/>
@@ -542,7 +542,7 @@
       </w:r>
     </w:p>
     <w:bookmarkEnd w:id="26"/>
-    <w:bookmarkStart w:id="29" w:name="guia-de-instalação-e-uso"/>
+    <w:bookmarkStart w:id="30" w:name="guia-de-instalação-e-uso"/>
     <w:p>
       <w:pPr>
         <w:pStyle w:val="Heading2"/>
@@ -729,13 +729,13 @@
       </w:r>
     </w:p>
     <w:bookmarkEnd w:id="27"/>
-    <w:bookmarkStart w:id="28" w:name="acesso-administrativo"/>
+    <w:bookmarkStart w:id="29" w:name="X971b1202db3cc9b123c0b52505048caf6d69f6c"/>
     <w:p>
       <w:pPr>
         <w:pStyle w:val="Heading3"/>
       </w:pPr>
       <w:r>
-        <w:t xml:space="preserve">🔑 Acesso Administrativo</w:t>
+        <w:t xml:space="preserve">🔑 Acesso Administrativo e Criação do Primeiro Administrador</w:t>
       </w:r>
     </w:p>
     <w:p>
@@ -743,7 +743,86 @@
         <w:pStyle w:val="FirstParagraph"/>
       </w:pPr>
       <w:r>
-        <w:t xml:space="preserve">Após ligar o sistema pela primeira vez, acesse a área de administração abrindo o navegador no endereço:</w:t>
+        <w:t xml:space="preserve">Como o banco de dados novo vem zerado por padrão (sem registros na tabela</w:t>
+      </w:r>
+      <w:r>
+        <w:t xml:space="preserve"> </w:t>
+      </w:r>
+      <w:r>
+        <w:rPr>
+          <w:rStyle w:val="VerbatimChar"/>
+        </w:rPr>
+        <w:t xml:space="preserve">Usuario</w:t>
+      </w:r>
+      <w:r>
+        <w:t xml:space="preserve">), é necessário cadastrar o primeiro administrador antes de fazer o login.</w:t>
+      </w:r>
+    </w:p>
+    <w:p>
+      <w:pPr>
+        <w:pStyle w:val="BodyText"/>
+      </w:pPr>
+      <w:r>
+        <w:t xml:space="preserve">O projeto possui um script dedicado para a criação do administrador padrão:</w:t>
+      </w:r>
+      <w:r>
+        <w:t xml:space="preserve"> </w:t>
+      </w:r>
+      <w:r>
+        <w:t xml:space="preserve">*</w:t>
+      </w:r>
+      <w:r>
+        <w:t xml:space="preserve"> </w:t>
+      </w:r>
+      <w:r>
+        <w:rPr>
+          <w:bCs/>
+          <w:b/>
+        </w:rPr>
+        <w:t xml:space="preserve">E-mail padrão:</w:t>
+      </w:r>
+      <w:r>
+        <w:t xml:space="preserve"> </w:t>
+      </w:r>
+      <w:r>
+        <w:rPr>
+          <w:rStyle w:val="VerbatimChar"/>
+        </w:rPr>
+        <w:t xml:space="preserve">admin@hydra.local</w:t>
+      </w:r>
+      <w:r>
+        <w:t xml:space="preserve"> </w:t>
+      </w:r>
+      <w:r>
+        <w:t xml:space="preserve">*</w:t>
+      </w:r>
+      <w:r>
+        <w:t xml:space="preserve"> </w:t>
+      </w:r>
+      <w:r>
+        <w:rPr>
+          <w:bCs/>
+          <w:b/>
+        </w:rPr>
+        <w:t xml:space="preserve">Senha padrão:</w:t>
+      </w:r>
+      <w:r>
+        <w:t xml:space="preserve"> </w:t>
+      </w:r>
+      <w:r>
+        <w:rPr>
+          <w:rStyle w:val="VerbatimChar"/>
+        </w:rPr>
+        <w:t xml:space="preserve">admin123</w:t>
+      </w:r>
+    </w:p>
+    <w:bookmarkStart w:id="28" w:name="X23eaae1849d626ae69a000e0f23a8fff67763d7"/>
+    <w:p>
+      <w:pPr>
+        <w:pStyle w:val="Heading4"/>
+      </w:pPr>
+      <w:r>
+        <w:t xml:space="preserve">Como rodar o script de criação do administrador:</w:t>
       </w:r>
     </w:p>
     <w:p>
@@ -752,23 +831,67 @@
           <w:ilvl w:val="0"/>
           <w:numId w:val="1005"/>
         </w:numPr>
-        <w:pStyle w:val="Compact"/>
-      </w:pPr>
-      <w:r>
-        <w:rPr>
-          <w:bCs/>
-          <w:b/>
-        </w:rPr>
-        <w:t xml:space="preserve">URL:</w:t>
-      </w:r>
-      <w:r>
-        <w:t xml:space="preserve"> </w:t>
-      </w:r>
-      <w:r>
-        <w:rPr>
-          <w:rStyle w:val="VerbatimChar"/>
-        </w:rPr>
-        <w:t xml:space="preserve">http://localhost:3001</w:t>
+      </w:pPr>
+      <w:r>
+        <w:rPr>
+          <w:bCs/>
+          <w:b/>
+        </w:rPr>
+        <w:t xml:space="preserve">No ambiente Docker (Produção/Stack local):</w:t>
+      </w:r>
+      <w:r>
+        <w:t xml:space="preserve"> </w:t>
+      </w:r>
+      <w:r>
+        <w:t xml:space="preserve">Com a stack rodando, execute o comando a partir do terminal do hospedeiro:</w:t>
+      </w:r>
+      <w:r>
+        <w:t xml:space="preserve"> </w:t>
+      </w:r>
+      <w:r>
+        <w:rPr>
+          <w:rStyle w:val="VerbatimChar"/>
+        </w:rPr>
+        <w:t xml:space="preserve">bash     docker exec -it hydra_backend npx tsx src/createAdmin.ts</w:t>
+      </w:r>
+      <w:r>
+        <w:t xml:space="preserve"> </w:t>
+      </w:r>
+      <w:r>
+        <w:rPr>
+          <w:iCs/>
+          <w:i/>
+        </w:rPr>
+        <w:t xml:space="preserve">(Ou</w:t>
+      </w:r>
+      <w:r>
+        <w:rPr>
+          <w:iCs/>
+          <w:i/>
+        </w:rPr>
+        <w:t xml:space="preserve"> </w:t>
+      </w:r>
+      <w:r>
+        <w:rPr>
+          <w:rStyle w:val="VerbatimChar"/>
+          <w:iCs/>
+          <w:i/>
+        </w:rPr>
+        <w:t xml:space="preserve">docker compose exec backend npx tsx src/createAdmin.ts</w:t>
+      </w:r>
+      <w:r>
+        <w:rPr>
+          <w:iCs/>
+          <w:i/>
+        </w:rPr>
+        <w:t xml:space="preserve"> </w:t>
+      </w:r>
+      <w:r>
+        <w:rPr>
+          <w:iCs/>
+          <w:i/>
+        </w:rPr>
+        <w:t xml:space="preserve">a partir do diretório raiz).</w:t>
       </w:r>
     </w:p>
     <w:p>
@@ -777,48 +900,28 @@
           <w:ilvl w:val="0"/>
           <w:numId w:val="1005"/>
         </w:numPr>
-        <w:pStyle w:val="Compact"/>
-      </w:pPr>
-      <w:r>
-        <w:rPr>
-          <w:bCs/>
-          <w:b/>
-        </w:rPr>
-        <w:t xml:space="preserve">Login Padrão:</w:t>
-      </w:r>
-      <w:r>
-        <w:t xml:space="preserve"> </w:t>
-      </w:r>
-      <w:r>
-        <w:rPr>
-          <w:rStyle w:val="VerbatimChar"/>
-        </w:rPr>
-        <w:t xml:space="preserve">admin@hydra.local</w:t>
-      </w:r>
-    </w:p>
-    <w:p>
-      <w:pPr>
-        <w:numPr>
-          <w:ilvl w:val="0"/>
-          <w:numId w:val="1005"/>
-        </w:numPr>
-        <w:pStyle w:val="Compact"/>
-      </w:pPr>
-      <w:r>
-        <w:rPr>
-          <w:bCs/>
-          <w:b/>
-        </w:rPr>
-        <w:t xml:space="preserve">Senha Padrão:</w:t>
-      </w:r>
-      <w:r>
-        <w:t xml:space="preserve"> </w:t>
-      </w:r>
-      <w:r>
-        <w:rPr>
-          <w:rStyle w:val="VerbatimChar"/>
-        </w:rPr>
-        <w:t xml:space="preserve">admin123</w:t>
+      </w:pPr>
+      <w:r>
+        <w:rPr>
+          <w:bCs/>
+          <w:b/>
+        </w:rPr>
+        <w:t xml:space="preserve">No ambiente de Desenvolvimento Local (fora de container):</w:t>
+      </w:r>
+      <w:r>
+        <w:t xml:space="preserve"> </w:t>
+      </w:r>
+      <w:r>
+        <w:t xml:space="preserve">Com as dependências instaladas, vá até a pasta backend e execute:</w:t>
+      </w:r>
+      <w:r>
+        <w:t xml:space="preserve"> </w:t>
+      </w:r>
+      <w:r>
+        <w:rPr>
+          <w:rStyle w:val="VerbatimChar"/>
+        </w:rPr>
+        <w:t xml:space="preserve">bash     cd backend     npx tsx src/createAdmin.ts</w:t>
       </w:r>
     </w:p>
     <w:p>
@@ -826,46 +929,37 @@
         <w:pStyle w:val="FirstParagraph"/>
       </w:pPr>
       <w:r>
-        <w:rPr>
-          <w:iCs/>
-          <w:i/>
-        </w:rPr>
-        <w:t xml:space="preserve">(Recomenda-se alterar a senha imediatamente após o primeiro login na aba</w:t>
-      </w:r>
-      <w:r>
-        <w:rPr>
-          <w:iCs/>
-          <w:i/>
-        </w:rPr>
-        <w:t xml:space="preserve"> </w:t>
-      </w:r>
-      <w:r>
-        <w:rPr>
-          <w:iCs/>
-          <w:i/>
-        </w:rPr>
+        <w:t xml:space="preserve">Após executar o comando com sucesso, você poderá fazer o login utilizando as credenciais padrão em</w:t>
+      </w:r>
+      <w:r>
+        <w:t xml:space="preserve"> </w:t>
+      </w:r>
+      <w:r>
+        <w:rPr>
+          <w:rStyle w:val="VerbatimChar"/>
+        </w:rPr>
+        <w:t xml:space="preserve">http://localhost:3001</w:t>
+      </w:r>
+      <w:r>
+        <w:t xml:space="preserve"> </w:t>
+      </w:r>
+      <w:r>
+        <w:t xml:space="preserve">(ou na porta correspondente). Recomenda-se alterar a senha imediatamente na aba</w:t>
+      </w:r>
+      <w:r>
+        <w:t xml:space="preserve"> </w:t>
+      </w:r>
+      <w:r>
         <w:t xml:space="preserve">“</w:t>
       </w:r>
       <w:r>
-        <w:rPr>
-          <w:iCs/>
-          <w:i/>
-        </w:rPr>
         <w:t xml:space="preserve">Gerenciar Usuários</w:t>
       </w:r>
       <w:r>
-        <w:rPr>
-          <w:iCs/>
-          <w:i/>
-        </w:rPr>
         <w:t xml:space="preserve">”</w:t>
       </w:r>
       <w:r>
-        <w:rPr>
-          <w:iCs/>
-          <w:i/>
-        </w:rPr>
-        <w:t xml:space="preserve">.)</w:t>
+        <w:t xml:space="preserve">.</w:t>
       </w:r>
     </w:p>
     <w:p>
@@ -877,7 +971,8 @@
     </w:p>
     <w:bookmarkEnd w:id="28"/>
     <w:bookmarkEnd w:id="29"/>
-    <w:bookmarkStart w:id="31" w:name="X4408930317153d0e35112637b25c7148ffab589"/>
+    <w:bookmarkEnd w:id="30"/>
+    <w:bookmarkStart w:id="32" w:name="X4408930317153d0e35112637b25c7148ffab589"/>
     <w:p>
       <w:pPr>
         <w:pStyle w:val="Heading2"/>
@@ -1098,7 +1193,7 @@
         <w:t xml:space="preserve">npm run dev</w:t>
       </w:r>
     </w:p>
-    <w:bookmarkStart w:id="30" w:name="pontos-de-atenção"/>
+    <w:bookmarkStart w:id="31" w:name="pontos-de-atenção"/>
     <w:p>
       <w:pPr>
         <w:pStyle w:val="Heading3"/>
@@ -1264,27 +1359,1078 @@
         </w:pict>
       </w:r>
     </w:p>
-    <w:p>
-      <w:pPr>
-        <w:pStyle w:val="FirstParagraph"/>
-      </w:pPr>
-      <w:r>
-        <w:rPr>
-          <w:bCs/>
-          <w:b/>
-        </w:rPr>
-        <w:t xml:space="preserve">Instituto Federal de Santa Catarina — Campus Florianópolis</w:t>
-      </w:r>
-      <w:r>
-        <w:t xml:space="preserve"> </w:t>
-      </w:r>
-      <w:r>
-        <w:t xml:space="preserve">Curso de Engenharia Eletrônica — Projeto Integrador 2</w:t>
-      </w:r>
-    </w:p>
-    <w:bookmarkEnd w:id="30"/>
     <w:bookmarkEnd w:id="31"/>
     <w:bookmarkEnd w:id="32"/>
+    <w:bookmarkStart w:id="35" w:name="estrutura-e-ingestão-de-dados-mqtt-csv"/>
+    <w:p>
+      <w:pPr>
+        <w:pStyle w:val="Heading2"/>
+      </w:pPr>
+      <w:r>
+        <w:t xml:space="preserve">6. Estrutura e Ingestão de Dados (MQTT &amp; CSV)</w:t>
+      </w:r>
+    </w:p>
+    <w:p>
+      <w:pPr>
+        <w:pStyle w:val="FirstParagraph"/>
+      </w:pPr>
+      <w:r>
+        <w:t xml:space="preserve">O Dashboard Hydra aceita dados telemétricos via protocolo MQTT (em tempo real) ou via importação de arquivo CSV (em lote para histórico).</w:t>
+      </w:r>
+    </w:p>
+    <w:bookmarkStart w:id="33" w:name="payload-mqtt-tempo-real"/>
+    <w:p>
+      <w:pPr>
+        <w:pStyle w:val="Heading3"/>
+      </w:pPr>
+      <w:r>
+        <w:t xml:space="preserve">📡 6.1. Payload MQTT (Tempo Real)</w:t>
+      </w:r>
+    </w:p>
+    <w:p>
+      <w:pPr>
+        <w:pStyle w:val="FirstParagraph"/>
+      </w:pPr>
+      <w:r>
+        <w:t xml:space="preserve">A boia/hardware deve publicar mensagens em formato JSON no tópico</w:t>
+      </w:r>
+      <w:r>
+        <w:t xml:space="preserve"> </w:t>
+      </w:r>
+      <w:r>
+        <w:rPr>
+          <w:rStyle w:val="VerbatimChar"/>
+        </w:rPr>
+        <w:t xml:space="preserve">Hydra/&lt;boia_id&gt;</w:t>
+      </w:r>
+      <w:r>
+        <w:t xml:space="preserve"> </w:t>
+      </w:r>
+      <w:r>
+        <w:t xml:space="preserve">(onde</w:t>
+      </w:r>
+      <w:r>
+        <w:t xml:space="preserve"> </w:t>
+      </w:r>
+      <w:r>
+        <w:rPr>
+          <w:rStyle w:val="VerbatimChar"/>
+        </w:rPr>
+        <w:t xml:space="preserve">&lt;boia_id&gt;</w:t>
+      </w:r>
+      <w:r>
+        <w:t xml:space="preserve"> </w:t>
+      </w:r>
+      <w:r>
+        <w:t xml:space="preserve">é o identificador único da boia cadastrada, em letras minúsculas, ex:</w:t>
+      </w:r>
+      <w:r>
+        <w:t xml:space="preserve"> </w:t>
+      </w:r>
+      <w:r>
+        <w:rPr>
+          <w:rStyle w:val="VerbatimChar"/>
+        </w:rPr>
+        <w:t xml:space="preserve">boia_01</w:t>
+      </w:r>
+      <w:r>
+        <w:t xml:space="preserve">).</w:t>
+      </w:r>
+    </w:p>
+    <w:p>
+      <w:pPr>
+        <w:pStyle w:val="BodyText"/>
+      </w:pPr>
+      <w:r>
+        <w:rPr>
+          <w:bCs/>
+          <w:b/>
+        </w:rPr>
+        <w:t xml:space="preserve">Estrutura do JSON do Payload:</w:t>
+      </w:r>
+    </w:p>
+    <w:p>
+      <w:pPr>
+        <w:pStyle w:val="SourceCode"/>
+      </w:pPr>
+      <w:r>
+        <w:rPr>
+          <w:rStyle w:val="FunctionTok"/>
+        </w:rPr>
+        <w:t xml:space="preserve">{</w:t>
+      </w:r>
+      <w:r>
+        <w:br/>
+      </w:r>
+      <w:r>
+        <w:rPr>
+          <w:rStyle w:val="NormalTok"/>
+        </w:rPr>
+        <w:t xml:space="preserve">  </w:t>
+      </w:r>
+      <w:r>
+        <w:rPr>
+          <w:rStyle w:val="DataTypeTok"/>
+        </w:rPr>
+        <w:t xml:space="preserve">"timestamp"</w:t>
+      </w:r>
+      <w:r>
+        <w:rPr>
+          <w:rStyle w:val="FunctionTok"/>
+        </w:rPr>
+        <w:t xml:space="preserve">:</w:t>
+      </w:r>
+      <w:r>
+        <w:rPr>
+          <w:rStyle w:val="NormalTok"/>
+        </w:rPr>
+        <w:t xml:space="preserve"> </w:t>
+      </w:r>
+      <w:r>
+        <w:rPr>
+          <w:rStyle w:val="StringTok"/>
+        </w:rPr>
+        <w:t xml:space="preserve">"2026-06-02 16:25"</w:t>
+      </w:r>
+      <w:r>
+        <w:rPr>
+          <w:rStyle w:val="FunctionTok"/>
+        </w:rPr>
+        <w:t xml:space="preserve">,</w:t>
+      </w:r>
+      <w:r>
+        <w:br/>
+      </w:r>
+      <w:r>
+        <w:rPr>
+          <w:rStyle w:val="NormalTok"/>
+        </w:rPr>
+        <w:t xml:space="preserve">  </w:t>
+      </w:r>
+      <w:r>
+        <w:rPr>
+          <w:rStyle w:val="DataTypeTok"/>
+        </w:rPr>
+        <w:t xml:space="preserve">"lat"</w:t>
+      </w:r>
+      <w:r>
+        <w:rPr>
+          <w:rStyle w:val="FunctionTok"/>
+        </w:rPr>
+        <w:t xml:space="preserve">:</w:t>
+      </w:r>
+      <w:r>
+        <w:rPr>
+          <w:rStyle w:val="NormalTok"/>
+        </w:rPr>
+        <w:t xml:space="preserve"> </w:t>
+      </w:r>
+      <w:r>
+        <w:rPr>
+          <w:rStyle w:val="FloatTok"/>
+        </w:rPr>
+        <w:t xml:space="preserve">-27.593708</w:t>
+      </w:r>
+      <w:r>
+        <w:rPr>
+          <w:rStyle w:val="FunctionTok"/>
+        </w:rPr>
+        <w:t xml:space="preserve">,</w:t>
+      </w:r>
+      <w:r>
+        <w:br/>
+      </w:r>
+      <w:r>
+        <w:rPr>
+          <w:rStyle w:val="NormalTok"/>
+        </w:rPr>
+        <w:t xml:space="preserve">  </w:t>
+      </w:r>
+      <w:r>
+        <w:rPr>
+          <w:rStyle w:val="DataTypeTok"/>
+        </w:rPr>
+        <w:t xml:space="preserve">"lon"</w:t>
+      </w:r>
+      <w:r>
+        <w:rPr>
+          <w:rStyle w:val="FunctionTok"/>
+        </w:rPr>
+        <w:t xml:space="preserve">:</w:t>
+      </w:r>
+      <w:r>
+        <w:rPr>
+          <w:rStyle w:val="NormalTok"/>
+        </w:rPr>
+        <w:t xml:space="preserve"> </w:t>
+      </w:r>
+      <w:r>
+        <w:rPr>
+          <w:rStyle w:val="FloatTok"/>
+        </w:rPr>
+        <w:t xml:space="preserve">-48.542835</w:t>
+      </w:r>
+      <w:r>
+        <w:rPr>
+          <w:rStyle w:val="FunctionTok"/>
+        </w:rPr>
+        <w:t xml:space="preserve">,</w:t>
+      </w:r>
+      <w:r>
+        <w:br/>
+      </w:r>
+      <w:r>
+        <w:rPr>
+          <w:rStyle w:val="NormalTok"/>
+        </w:rPr>
+        <w:t xml:space="preserve">  </w:t>
+      </w:r>
+      <w:r>
+        <w:rPr>
+          <w:rStyle w:val="DataTypeTok"/>
+        </w:rPr>
+        <w:t xml:space="preserve">"alt"</w:t>
+      </w:r>
+      <w:r>
+        <w:rPr>
+          <w:rStyle w:val="FunctionTok"/>
+        </w:rPr>
+        <w:t xml:space="preserve">:</w:t>
+      </w:r>
+      <w:r>
+        <w:rPr>
+          <w:rStyle w:val="NormalTok"/>
+        </w:rPr>
+        <w:t xml:space="preserve"> </w:t>
+      </w:r>
+      <w:r>
+        <w:rPr>
+          <w:rStyle w:val="FloatTok"/>
+        </w:rPr>
+        <w:t xml:space="preserve">16.6</w:t>
+      </w:r>
+      <w:r>
+        <w:rPr>
+          <w:rStyle w:val="FunctionTok"/>
+        </w:rPr>
+        <w:t xml:space="preserve">,</w:t>
+      </w:r>
+      <w:r>
+        <w:br/>
+      </w:r>
+      <w:r>
+        <w:rPr>
+          <w:rStyle w:val="NormalTok"/>
+        </w:rPr>
+        <w:t xml:space="preserve">  </w:t>
+      </w:r>
+      <w:r>
+        <w:rPr>
+          <w:rStyle w:val="DataTypeTok"/>
+        </w:rPr>
+        <w:t xml:space="preserve">"tempAr"</w:t>
+      </w:r>
+      <w:r>
+        <w:rPr>
+          <w:rStyle w:val="FunctionTok"/>
+        </w:rPr>
+        <w:t xml:space="preserve">:</w:t>
+      </w:r>
+      <w:r>
+        <w:rPr>
+          <w:rStyle w:val="NormalTok"/>
+        </w:rPr>
+        <w:t xml:space="preserve"> </w:t>
+      </w:r>
+      <w:r>
+        <w:rPr>
+          <w:rStyle w:val="FloatTok"/>
+        </w:rPr>
+        <w:t xml:space="preserve">25.3</w:t>
+      </w:r>
+      <w:r>
+        <w:rPr>
+          <w:rStyle w:val="FunctionTok"/>
+        </w:rPr>
+        <w:t xml:space="preserve">,</w:t>
+      </w:r>
+      <w:r>
+        <w:br/>
+      </w:r>
+      <w:r>
+        <w:rPr>
+          <w:rStyle w:val="NormalTok"/>
+        </w:rPr>
+        <w:t xml:space="preserve">  </w:t>
+      </w:r>
+      <w:r>
+        <w:rPr>
+          <w:rStyle w:val="DataTypeTok"/>
+        </w:rPr>
+        <w:t xml:space="preserve">"umidAr"</w:t>
+      </w:r>
+      <w:r>
+        <w:rPr>
+          <w:rStyle w:val="FunctionTok"/>
+        </w:rPr>
+        <w:t xml:space="preserve">:</w:t>
+      </w:r>
+      <w:r>
+        <w:rPr>
+          <w:rStyle w:val="NormalTok"/>
+        </w:rPr>
+        <w:t xml:space="preserve"> </w:t>
+      </w:r>
+      <w:r>
+        <w:rPr>
+          <w:rStyle w:val="DecValTok"/>
+        </w:rPr>
+        <w:t xml:space="preserve">70</w:t>
+      </w:r>
+      <w:r>
+        <w:rPr>
+          <w:rStyle w:val="FunctionTok"/>
+        </w:rPr>
+        <w:t xml:space="preserve">,</w:t>
+      </w:r>
+      <w:r>
+        <w:br/>
+      </w:r>
+      <w:r>
+        <w:rPr>
+          <w:rStyle w:val="NormalTok"/>
+        </w:rPr>
+        <w:t xml:space="preserve">  </w:t>
+      </w:r>
+      <w:r>
+        <w:rPr>
+          <w:rStyle w:val="DataTypeTok"/>
+        </w:rPr>
+        <w:t xml:space="preserve">"pressao"</w:t>
+      </w:r>
+      <w:r>
+        <w:rPr>
+          <w:rStyle w:val="FunctionTok"/>
+        </w:rPr>
+        <w:t xml:space="preserve">:</w:t>
+      </w:r>
+      <w:r>
+        <w:rPr>
+          <w:rStyle w:val="NormalTok"/>
+        </w:rPr>
+        <w:t xml:space="preserve"> </w:t>
+      </w:r>
+      <w:r>
+        <w:rPr>
+          <w:rStyle w:val="DecValTok"/>
+        </w:rPr>
+        <w:t xml:space="preserve">1012</w:t>
+      </w:r>
+      <w:r>
+        <w:rPr>
+          <w:rStyle w:val="FunctionTok"/>
+        </w:rPr>
+        <w:t xml:space="preserve">,</w:t>
+      </w:r>
+      <w:r>
+        <w:br/>
+      </w:r>
+      <w:r>
+        <w:rPr>
+          <w:rStyle w:val="NormalTok"/>
+        </w:rPr>
+        <w:t xml:space="preserve">  </w:t>
+      </w:r>
+      <w:r>
+        <w:rPr>
+          <w:rStyle w:val="DataTypeTok"/>
+        </w:rPr>
+        <w:t xml:space="preserve">"indiceUV"</w:t>
+      </w:r>
+      <w:r>
+        <w:rPr>
+          <w:rStyle w:val="FunctionTok"/>
+        </w:rPr>
+        <w:t xml:space="preserve">:</w:t>
+      </w:r>
+      <w:r>
+        <w:rPr>
+          <w:rStyle w:val="NormalTok"/>
+        </w:rPr>
+        <w:t xml:space="preserve"> </w:t>
+      </w:r>
+      <w:r>
+        <w:rPr>
+          <w:rStyle w:val="DecValTok"/>
+        </w:rPr>
+        <w:t xml:space="preserve">5</w:t>
+      </w:r>
+      <w:r>
+        <w:rPr>
+          <w:rStyle w:val="FunctionTok"/>
+        </w:rPr>
+        <w:t xml:space="preserve">,</w:t>
+      </w:r>
+      <w:r>
+        <w:br/>
+      </w:r>
+      <w:r>
+        <w:rPr>
+          <w:rStyle w:val="NormalTok"/>
+        </w:rPr>
+        <w:t xml:space="preserve">  </w:t>
+      </w:r>
+      <w:r>
+        <w:rPr>
+          <w:rStyle w:val="DataTypeTok"/>
+        </w:rPr>
+        <w:t xml:space="preserve">"chuvaAcum"</w:t>
+      </w:r>
+      <w:r>
+        <w:rPr>
+          <w:rStyle w:val="FunctionTok"/>
+        </w:rPr>
+        <w:t xml:space="preserve">:</w:t>
+      </w:r>
+      <w:r>
+        <w:rPr>
+          <w:rStyle w:val="NormalTok"/>
+        </w:rPr>
+        <w:t xml:space="preserve"> </w:t>
+      </w:r>
+      <w:r>
+        <w:rPr>
+          <w:rStyle w:val="DecValTok"/>
+        </w:rPr>
+        <w:t xml:space="preserve">0</w:t>
+      </w:r>
+      <w:r>
+        <w:rPr>
+          <w:rStyle w:val="FunctionTok"/>
+        </w:rPr>
+        <w:t xml:space="preserve">,</w:t>
+      </w:r>
+      <w:r>
+        <w:br/>
+      </w:r>
+      <w:r>
+        <w:rPr>
+          <w:rStyle w:val="NormalTok"/>
+        </w:rPr>
+        <w:t xml:space="preserve">  </w:t>
+      </w:r>
+      <w:r>
+        <w:rPr>
+          <w:rStyle w:val="DataTypeTok"/>
+        </w:rPr>
+        <w:t xml:space="preserve">"ventoVel"</w:t>
+      </w:r>
+      <w:r>
+        <w:rPr>
+          <w:rStyle w:val="FunctionTok"/>
+        </w:rPr>
+        <w:t xml:space="preserve">:</w:t>
+      </w:r>
+      <w:r>
+        <w:rPr>
+          <w:rStyle w:val="NormalTok"/>
+        </w:rPr>
+        <w:t xml:space="preserve"> </w:t>
+      </w:r>
+      <w:r>
+        <w:rPr>
+          <w:rStyle w:val="DecValTok"/>
+        </w:rPr>
+        <w:t xml:space="preserve">12</w:t>
+      </w:r>
+      <w:r>
+        <w:rPr>
+          <w:rStyle w:val="FunctionTok"/>
+        </w:rPr>
+        <w:t xml:space="preserve">,</w:t>
+      </w:r>
+      <w:r>
+        <w:br/>
+      </w:r>
+      <w:r>
+        <w:rPr>
+          <w:rStyle w:val="NormalTok"/>
+        </w:rPr>
+        <w:t xml:space="preserve">  </w:t>
+      </w:r>
+      <w:r>
+        <w:rPr>
+          <w:rStyle w:val="DataTypeTok"/>
+        </w:rPr>
+        <w:t xml:space="preserve">"ventoDir"</w:t>
+      </w:r>
+      <w:r>
+        <w:rPr>
+          <w:rStyle w:val="FunctionTok"/>
+        </w:rPr>
+        <w:t xml:space="preserve">:</w:t>
+      </w:r>
+      <w:r>
+        <w:rPr>
+          <w:rStyle w:val="NormalTok"/>
+        </w:rPr>
+        <w:t xml:space="preserve"> </w:t>
+      </w:r>
+      <w:r>
+        <w:rPr>
+          <w:rStyle w:val="DecValTok"/>
+        </w:rPr>
+        <w:t xml:space="preserve">180</w:t>
+      </w:r>
+      <w:r>
+        <w:rPr>
+          <w:rStyle w:val="FunctionTok"/>
+        </w:rPr>
+        <w:t xml:space="preserve">,</w:t>
+      </w:r>
+      <w:r>
+        <w:br/>
+      </w:r>
+      <w:r>
+        <w:rPr>
+          <w:rStyle w:val="NormalTok"/>
+        </w:rPr>
+        <w:t xml:space="preserve">  </w:t>
+      </w:r>
+      <w:r>
+        <w:rPr>
+          <w:rStyle w:val="DataTypeTok"/>
+        </w:rPr>
+        <w:t xml:space="preserve">"tempAgua"</w:t>
+      </w:r>
+      <w:r>
+        <w:rPr>
+          <w:rStyle w:val="FunctionTok"/>
+        </w:rPr>
+        <w:t xml:space="preserve">:</w:t>
+      </w:r>
+      <w:r>
+        <w:rPr>
+          <w:rStyle w:val="NormalTok"/>
+        </w:rPr>
+        <w:t xml:space="preserve"> </w:t>
+      </w:r>
+      <w:r>
+        <w:rPr>
+          <w:rStyle w:val="FloatTok"/>
+        </w:rPr>
+        <w:t xml:space="preserve">22.1</w:t>
+      </w:r>
+      <w:r>
+        <w:rPr>
+          <w:rStyle w:val="FunctionTok"/>
+        </w:rPr>
+        <w:t xml:space="preserve">,</w:t>
+      </w:r>
+      <w:r>
+        <w:br/>
+      </w:r>
+      <w:r>
+        <w:rPr>
+          <w:rStyle w:val="NormalTok"/>
+        </w:rPr>
+        <w:t xml:space="preserve">  </w:t>
+      </w:r>
+      <w:r>
+        <w:rPr>
+          <w:rStyle w:val="DataTypeTok"/>
+        </w:rPr>
+        <w:t xml:space="preserve">"phAgua"</w:t>
+      </w:r>
+      <w:r>
+        <w:rPr>
+          <w:rStyle w:val="FunctionTok"/>
+        </w:rPr>
+        <w:t xml:space="preserve">:</w:t>
+      </w:r>
+      <w:r>
+        <w:rPr>
+          <w:rStyle w:val="NormalTok"/>
+        </w:rPr>
+        <w:t xml:space="preserve"> </w:t>
+      </w:r>
+      <w:r>
+        <w:rPr>
+          <w:rStyle w:val="FloatTok"/>
+        </w:rPr>
+        <w:t xml:space="preserve">7.2</w:t>
+      </w:r>
+      <w:r>
+        <w:rPr>
+          <w:rStyle w:val="FunctionTok"/>
+        </w:rPr>
+        <w:t xml:space="preserve">,</w:t>
+      </w:r>
+      <w:r>
+        <w:br/>
+      </w:r>
+      <w:r>
+        <w:rPr>
+          <w:rStyle w:val="NormalTok"/>
+        </w:rPr>
+        <w:t xml:space="preserve">  </w:t>
+      </w:r>
+      <w:r>
+        <w:rPr>
+          <w:rStyle w:val="DataTypeTok"/>
+        </w:rPr>
+        <w:t xml:space="preserve">"condutivEC"</w:t>
+      </w:r>
+      <w:r>
+        <w:rPr>
+          <w:rStyle w:val="FunctionTok"/>
+        </w:rPr>
+        <w:t xml:space="preserve">:</w:t>
+      </w:r>
+      <w:r>
+        <w:rPr>
+          <w:rStyle w:val="NormalTok"/>
+        </w:rPr>
+        <w:t xml:space="preserve"> </w:t>
+      </w:r>
+      <w:r>
+        <w:rPr>
+          <w:rStyle w:val="DecValTok"/>
+        </w:rPr>
+        <w:t xml:space="preserve">980</w:t>
+      </w:r>
+      <w:r>
+        <w:rPr>
+          <w:rStyle w:val="FunctionTok"/>
+        </w:rPr>
+        <w:t xml:space="preserve">,</w:t>
+      </w:r>
+      <w:r>
+        <w:br/>
+      </w:r>
+      <w:r>
+        <w:rPr>
+          <w:rStyle w:val="NormalTok"/>
+        </w:rPr>
+        <w:t xml:space="preserve">  </w:t>
+      </w:r>
+      <w:r>
+        <w:rPr>
+          <w:rStyle w:val="DataTypeTok"/>
+        </w:rPr>
+        <w:t xml:space="preserve">"turbidez"</w:t>
+      </w:r>
+      <w:r>
+        <w:rPr>
+          <w:rStyle w:val="FunctionTok"/>
+        </w:rPr>
+        <w:t xml:space="preserve">:</w:t>
+      </w:r>
+      <w:r>
+        <w:rPr>
+          <w:rStyle w:val="NormalTok"/>
+        </w:rPr>
+        <w:t xml:space="preserve"> </w:t>
+      </w:r>
+      <w:r>
+        <w:rPr>
+          <w:rStyle w:val="DecValTok"/>
+        </w:rPr>
+        <w:t xml:space="preserve">12</w:t>
+      </w:r>
+      <w:r>
+        <w:br/>
+      </w:r>
+      <w:r>
+        <w:rPr>
+          <w:rStyle w:val="FunctionTok"/>
+        </w:rPr>
+        <w:t xml:space="preserve">}</w:t>
+      </w:r>
+    </w:p>
+    <w:p>
+      <w:pPr>
+        <w:numPr>
+          <w:ilvl w:val="0"/>
+          <w:numId w:val="1010"/>
+        </w:numPr>
+        <w:pStyle w:val="Compact"/>
+      </w:pPr>
+      <w:r>
+        <w:rPr>
+          <w:bCs/>
+          <w:b/>
+        </w:rPr>
+        <w:t xml:space="preserve">Tópico:</w:t>
+      </w:r>
+      <w:r>
+        <w:t xml:space="preserve"> </w:t>
+      </w:r>
+      <w:r>
+        <w:rPr>
+          <w:rStyle w:val="VerbatimChar"/>
+        </w:rPr>
+        <w:t xml:space="preserve">Hydra/&lt;boia_id&gt;</w:t>
+      </w:r>
+    </w:p>
+    <w:p>
+      <w:pPr>
+        <w:numPr>
+          <w:ilvl w:val="0"/>
+          <w:numId w:val="1010"/>
+        </w:numPr>
+        <w:pStyle w:val="Compact"/>
+      </w:pPr>
+      <w:r>
+        <w:rPr>
+          <w:bCs/>
+          <w:b/>
+        </w:rPr>
+        <w:t xml:space="preserve">Campos de geolocalização (</w:t>
+      </w:r>
+      <w:r>
+        <w:rPr>
+          <w:rStyle w:val="VerbatimChar"/>
+          <w:bCs/>
+          <w:b/>
+        </w:rPr>
+        <w:t xml:space="preserve">lat</w:t>
+      </w:r>
+      <w:r>
+        <w:rPr>
+          <w:bCs/>
+          <w:b/>
+        </w:rPr>
+        <w:t xml:space="preserve">,</w:t>
+      </w:r>
+      <w:r>
+        <w:rPr>
+          <w:bCs/>
+          <w:b/>
+        </w:rPr>
+        <w:t xml:space="preserve"> </w:t>
+      </w:r>
+      <w:r>
+        <w:rPr>
+          <w:rStyle w:val="VerbatimChar"/>
+          <w:bCs/>
+          <w:b/>
+        </w:rPr>
+        <w:t xml:space="preserve">lon</w:t>
+      </w:r>
+      <w:r>
+        <w:rPr>
+          <w:bCs/>
+          <w:b/>
+        </w:rPr>
+        <w:t xml:space="preserve">,</w:t>
+      </w:r>
+      <w:r>
+        <w:rPr>
+          <w:bCs/>
+          <w:b/>
+        </w:rPr>
+        <w:t xml:space="preserve"> </w:t>
+      </w:r>
+      <w:r>
+        <w:rPr>
+          <w:rStyle w:val="VerbatimChar"/>
+          <w:bCs/>
+          <w:b/>
+        </w:rPr>
+        <w:t xml:space="preserve">alt</w:t>
+      </w:r>
+      <w:r>
+        <w:rPr>
+          <w:bCs/>
+          <w:b/>
+        </w:rPr>
+        <w:t xml:space="preserve">):</w:t>
+      </w:r>
+      <w:r>
+        <w:t xml:space="preserve"> </w:t>
+      </w:r>
+      <w:r>
+        <w:t xml:space="preserve">Opcionais. Se enviados, a posição geográfica da boia será atualizada no mapa.</w:t>
+      </w:r>
+    </w:p>
+    <w:p>
+      <w:pPr>
+        <w:numPr>
+          <w:ilvl w:val="0"/>
+          <w:numId w:val="1010"/>
+        </w:numPr>
+        <w:pStyle w:val="Compact"/>
+      </w:pPr>
+      <w:r>
+        <w:rPr>
+          <w:bCs/>
+          <w:b/>
+        </w:rPr>
+        <w:t xml:space="preserve">Campos de Sensores:</w:t>
+      </w:r>
+      <w:r>
+        <w:t xml:space="preserve"> </w:t>
+      </w:r>
+      <w:r>
+        <w:t xml:space="preserve">Todos os valores numéricos são opcionais no JSON do payload (mas devem ser declarados com o tipo correto). Valores ausentes ou nulos não sobrescreverão as leituras passadas, a menos que especificado.</w:t>
+      </w:r>
+    </w:p>
+    <w:p>
+      <w:r>
+        <w:pict>
+          <v:rect style="width:0;height:1.5pt" o:hralign="center" o:hrstd="t" o:hr="t"/>
+        </w:pict>
+      </w:r>
+    </w:p>
+    <w:bookmarkEnd w:id="33"/>
+    <w:bookmarkStart w:id="34" w:name="estrutura-de-importação-csv-lote"/>
+    <w:p>
+      <w:pPr>
+        <w:pStyle w:val="Heading3"/>
+      </w:pPr>
+      <w:r>
+        <w:t xml:space="preserve">📂 6.2. Estrutura de Importação CSV (Lote)</w:t>
+      </w:r>
+    </w:p>
+    <w:p>
+      <w:pPr>
+        <w:pStyle w:val="FirstParagraph"/>
+      </w:pPr>
+      <w:r>
+        <w:t xml:space="preserve">Na área administrativa de cada boia, é possível fazer o upload de arquivos CSV contendo o histórico de leituras.</w:t>
+      </w:r>
+    </w:p>
+    <w:p>
+      <w:pPr>
+        <w:numPr>
+          <w:ilvl w:val="0"/>
+          <w:numId w:val="1011"/>
+        </w:numPr>
+        <w:pStyle w:val="Compact"/>
+      </w:pPr>
+      <w:r>
+        <w:rPr>
+          <w:bCs/>
+          <w:b/>
+        </w:rPr>
+        <w:t xml:space="preserve">Separador:</w:t>
+      </w:r>
+      <w:r>
+        <w:t xml:space="preserve"> </w:t>
+      </w:r>
+      <w:r>
+        <w:t xml:space="preserve">Ponto e vírgula (</w:t>
+      </w:r>
+      <w:r>
+        <w:rPr>
+          <w:rStyle w:val="VerbatimChar"/>
+        </w:rPr>
+        <w:t xml:space="preserve">;</w:t>
+      </w:r>
+      <w:r>
+        <w:t xml:space="preserve">).</w:t>
+      </w:r>
+    </w:p>
+    <w:p>
+      <w:pPr>
+        <w:numPr>
+          <w:ilvl w:val="0"/>
+          <w:numId w:val="1011"/>
+        </w:numPr>
+        <w:pStyle w:val="Compact"/>
+      </w:pPr>
+      <w:r>
+        <w:rPr>
+          <w:bCs/>
+          <w:b/>
+        </w:rPr>
+        <w:t xml:space="preserve">Codificação:</w:t>
+      </w:r>
+      <w:r>
+        <w:t xml:space="preserve"> </w:t>
+      </w:r>
+      <w:r>
+        <w:t xml:space="preserve">UTF-8.</w:t>
+      </w:r>
+    </w:p>
+    <w:p>
+      <w:pPr>
+        <w:numPr>
+          <w:ilvl w:val="0"/>
+          <w:numId w:val="1011"/>
+        </w:numPr>
+        <w:pStyle w:val="Compact"/>
+      </w:pPr>
+      <w:r>
+        <w:rPr>
+          <w:bCs/>
+          <w:b/>
+        </w:rPr>
+        <w:t xml:space="preserve">Cabeçalho obrigatório (Primeira Linha):</w:t>
+      </w:r>
+      <w:r>
+        <w:t xml:space="preserve"> </w:t>
+      </w:r>
+      <w:r>
+        <w:rPr>
+          <w:rStyle w:val="VerbatimChar"/>
+        </w:rPr>
+        <w:t xml:space="preserve">csv     timestamp;tempAr;umidAr;pressao;indiceUV;chuvaAcum;ventoVel;ventoDir;tempAgua;phAgua;condutivEC;turbidez</w:t>
+      </w:r>
+    </w:p>
+    <w:p>
+      <w:pPr>
+        <w:pStyle w:val="FirstParagraph"/>
+      </w:pPr>
+      <w:r>
+        <w:rPr>
+          <w:bCs/>
+          <w:b/>
+        </w:rPr>
+        <w:t xml:space="preserve">Exemplo de conteúdo de arquivo CSV (</w:t>
+      </w:r>
+      <w:r>
+        <w:rPr>
+          <w:rStyle w:val="VerbatimChar"/>
+          <w:bCs/>
+          <w:b/>
+        </w:rPr>
+        <w:t xml:space="preserve">dados.csv</w:t>
+      </w:r>
+      <w:r>
+        <w:rPr>
+          <w:bCs/>
+          <w:b/>
+        </w:rPr>
+        <w:t xml:space="preserve">):</w:t>
+      </w:r>
+    </w:p>
+    <w:p>
+      <w:pPr>
+        <w:pStyle w:val="SourceCode"/>
+      </w:pPr>
+      <w:r>
+        <w:rPr>
+          <w:rStyle w:val="VerbatimChar"/>
+        </w:rPr>
+        <w:t xml:space="preserve">timestamp;tempAr;umidAr;pressao;indiceUV;chuvaAcum;ventoVel;ventoDir;tempAgua;phAgua;condutivEC;turbidez</w:t>
+      </w:r>
+      <w:r>
+        <w:br/>
+      </w:r>
+      <w:r>
+        <w:rPr>
+          <w:rStyle w:val="VerbatimChar"/>
+        </w:rPr>
+        <w:t xml:space="preserve">2026-05-01 10:00;25.3;70;1012;5;0;12;180;22.1;7.2;980;12</w:t>
+      </w:r>
+      <w:r>
+        <w:br/>
+      </w:r>
+      <w:r>
+        <w:rPr>
+          <w:rStyle w:val="VerbatimChar"/>
+        </w:rPr>
+        <w:t xml:space="preserve">2026-05-01 10:15;25.1;72;1011.8;4;0;11;175;22.0;7.1;978;13</w:t>
+      </w:r>
+      <w:r>
+        <w:br/>
+      </w:r>
+      <w:r>
+        <w:rPr>
+          <w:rStyle w:val="VerbatimChar"/>
+        </w:rPr>
+        <w:t xml:space="preserve">2026-05-01 10:30;24.9;75;1011.5;4;0.2;14;190;21.9;7.2;982;12</w:t>
+      </w:r>
+    </w:p>
+    <w:p>
+      <w:pPr>
+        <w:pStyle w:val="BlockText"/>
+      </w:pPr>
+      <w:r>
+        <w:t xml:space="preserve">[!IMPORTANT]</w:t>
+      </w:r>
+      <w:r>
+        <w:t xml:space="preserve"> </w:t>
+      </w:r>
+      <w:r>
+        <w:t xml:space="preserve">O formato da data e hora (</w:t>
+      </w:r>
+      <w:r>
+        <w:rPr>
+          <w:rStyle w:val="VerbatimChar"/>
+        </w:rPr>
+        <w:t xml:space="preserve">timestamp</w:t>
+      </w:r>
+      <w:r>
+        <w:t xml:space="preserve">) deve seguir o padrão</w:t>
+      </w:r>
+      <w:r>
+        <w:t xml:space="preserve"> </w:t>
+      </w:r>
+      <w:r>
+        <w:rPr>
+          <w:rStyle w:val="VerbatimChar"/>
+        </w:rPr>
+        <w:t xml:space="preserve">YYYY-MM-DD HH:MM</w:t>
+      </w:r>
+      <w:r>
+        <w:t xml:space="preserve"> </w:t>
+      </w:r>
+      <w:r>
+        <w:t xml:space="preserve">(ex:</w:t>
+      </w:r>
+      <w:r>
+        <w:t xml:space="preserve"> </w:t>
+      </w:r>
+      <w:r>
+        <w:rPr>
+          <w:rStyle w:val="VerbatimChar"/>
+        </w:rPr>
+        <w:t xml:space="preserve">2026-05-01 10:00</w:t>
+      </w:r>
+      <w:r>
+        <w:t xml:space="preserve">) ou padrão ISO 8601 correspondente. Valores decimais nos sensores devem utilizar o caractere de ponto (</w:t>
+      </w:r>
+      <w:r>
+        <w:rPr>
+          <w:rStyle w:val="VerbatimChar"/>
+        </w:rPr>
+        <w:t xml:space="preserve">.</w:t>
+      </w:r>
+      <w:r>
+        <w:t xml:space="preserve">) como separador decimal.</w:t>
+      </w:r>
+    </w:p>
+    <w:p>
+      <w:r>
+        <w:pict>
+          <v:rect style="width:0;height:1.5pt" o:hralign="center" o:hrstd="t" o:hr="t"/>
+        </w:pict>
+      </w:r>
+    </w:p>
+    <w:p>
+      <w:pPr>
+        <w:pStyle w:val="FirstParagraph"/>
+      </w:pPr>
+      <w:r>
+        <w:rPr>
+          <w:bCs/>
+          <w:b/>
+        </w:rPr>
+        <w:t xml:space="preserve">Instituto Federal de Santa Catarina — Campus Florianópolis</w:t>
+      </w:r>
+      <w:r>
+        <w:t xml:space="preserve"> </w:t>
+      </w:r>
+      <w:r>
+        <w:t xml:space="preserve">Curso de Engenharia Eletrônica — Projeto Integrador 2</w:t>
+      </w:r>
+    </w:p>
+    <w:bookmarkEnd w:id="34"/>
+    <w:bookmarkEnd w:id="35"/>
+    <w:bookmarkEnd w:id="36"/>
     <w:sectPr/>
   </w:body>
 </w:document>
@@ -1661,6 +2807,12 @@
     <w:abstractNumId w:val="991"/>
   </w:num>
   <w:num w:numId="1009">
+    <w:abstractNumId w:val="991"/>
+  </w:num>
+  <w:num w:numId="1010">
+    <w:abstractNumId w:val="991"/>
+  </w:num>
+  <w:num w:numId="1011">
     <w:abstractNumId w:val="991"/>
   </w:num>
 </w:numbering>

--- a/docs/Dashboard_Hydra_Documentacao.docx
+++ b/docs/Dashboard_Hydra_Documentacao.docx
@@ -2,7 +2,7 @@
 <file path=word/document.xml><?xml version="1.0" encoding="utf-8"?>
 <w:document xmlns:w="http://schemas.openxmlformats.org/wordprocessingml/2006/main" xmlns:m="http://schemas.openxmlformats.org/officeDocument/2006/math" xmlns:r="http://schemas.openxmlformats.org/officeDocument/2006/relationships" xmlns:o="urn:schemas-microsoft-com:office:office" xmlns:v="urn:schemas-microsoft-com:vml" xmlns:w10="urn:schemas-microsoft-com:office:word" xmlns:a="http://schemas.openxmlformats.org/drawingml/2006/main" xmlns:pic="http://schemas.openxmlformats.org/drawingml/2006/picture" xmlns:wp="http://schemas.openxmlformats.org/drawingml/2006/wordprocessingDrawing">
   <w:body>
-    <w:bookmarkStart w:id="32" w:name="dashboard-hydra-projeto-águas-vivas-ifsc"/>
+    <w:bookmarkStart w:id="29" w:name="dashboard-hydra-projeto-águas-vivas-ifsc"/>
     <w:p>
       <w:pPr>
         <w:pStyle w:val="Heading1"/>
@@ -40,7 +40,20 @@
         <w:pStyle w:val="BodyText"/>
       </w:pPr>
       <w:r>
-        <w:t xml:space="preserve">Este arquivo contém o guia completo do sistema, projetado para orientar tanto novos desenvolvedores quanto operadores e mantenedores.</w:t>
+        <w:t xml:space="preserve">Este arquivo contém o guia específico para a branch de produção utilizando</w:t>
+      </w:r>
+      <w:r>
+        <w:t xml:space="preserve"> </w:t>
+      </w:r>
+      <w:r>
+        <w:rPr>
+          <w:bCs/>
+          <w:b/>
+        </w:rPr>
+        <w:t xml:space="preserve">Podman</w:t>
+      </w:r>
+      <w:r>
+        <w:t xml:space="preserve">, que adota uma arquitetura híbrida de deploy.</w:t>
       </w:r>
     </w:p>
     <w:p>
@@ -50,13 +63,13 @@
         </w:pict>
       </w:r>
     </w:p>
-    <w:bookmarkStart w:id="20" w:name="visão-geral-do-projeto"/>
+    <w:bookmarkStart w:id="20" w:name="arquitetura-de-produção-híbrida-ifsc"/>
     <w:p>
       <w:pPr>
         <w:pStyle w:val="Heading2"/>
       </w:pPr>
       <w:r>
-        <w:t xml:space="preserve">1. Visão Geral do Projeto</w:t>
+        <w:t xml:space="preserve">🚀 1. Arquitetura de Produção Híbrida (IFSC)</w:t>
       </w:r>
     </w:p>
     <w:p>
@@ -64,292 +77,152 @@
         <w:pStyle w:val="FirstParagraph"/>
       </w:pPr>
       <w:r>
-        <w:t xml:space="preserve">O Dashboard Hydra é uma aplicação desenvolvida para receber, armazenar e exibir dados telemétricos de sensores ambientais em tempo real. A comunicação entre o hardware (sensores) e o servidor é feita via protocolo</w:t>
-      </w:r>
-      <w:r>
-        <w:t xml:space="preserve"> </w:t>
-      </w:r>
-      <w:r>
-        <w:rPr>
-          <w:bCs/>
-          <w:b/>
-        </w:rPr>
-        <w:t xml:space="preserve">MQTT</w:t>
-      </w:r>
-      <w:r>
-        <w:t xml:space="preserve">, enquanto a interface de usuário recebe atualizações instantâneas através de</w:t>
-      </w:r>
-      <w:r>
-        <w:t xml:space="preserve"> </w:t>
-      </w:r>
-      <w:r>
-        <w:rPr>
-          <w:bCs/>
-          <w:b/>
-        </w:rPr>
-        <w:t xml:space="preserve">WebSockets</w:t>
-      </w:r>
-      <w:r>
-        <w:t xml:space="preserve">.</w:t>
+        <w:t xml:space="preserve">Para garantir máxima performance, disponibilidade e isolamento de segurança:</w:t>
+      </w:r>
+      <w:r>
+        <w:t xml:space="preserve"> </w:t>
+      </w:r>
+      <w:r>
+        <w:t xml:space="preserve">-</w:t>
+      </w:r>
+      <w:r>
+        <w:t xml:space="preserve"> </w:t>
+      </w:r>
+      <w:r>
+        <w:rPr>
+          <w:bCs/>
+          <w:b/>
+        </w:rPr>
+        <w:t xml:space="preserve">Frontend (Interface do Usuário):</w:t>
+      </w:r>
+      <w:r>
+        <w:t xml:space="preserve"> </w:t>
+      </w:r>
+      <w:r>
+        <w:t xml:space="preserve">Hospedado e distribuído globalmente através do</w:t>
+      </w:r>
+      <w:r>
+        <w:t xml:space="preserve"> </w:t>
+      </w:r>
+      <w:r>
+        <w:rPr>
+          <w:bCs/>
+          <w:b/>
+        </w:rPr>
+        <w:t xml:space="preserve">Cloudflare Pages</w:t>
+      </w:r>
+      <w:r>
+        <w:t xml:space="preserve">. Ele se comunica diretamente com a API do backend de produção.</w:t>
+      </w:r>
+      <w:r>
+        <w:t xml:space="preserve"> </w:t>
+      </w:r>
+      <w:r>
+        <w:t xml:space="preserve">-</w:t>
+      </w:r>
+      <w:r>
+        <w:t xml:space="preserve"> </w:t>
+      </w:r>
+      <w:r>
+        <w:rPr>
+          <w:bCs/>
+          <w:b/>
+        </w:rPr>
+        <w:t xml:space="preserve">Backend &amp; Banco de Dados (Stack de Dados):</w:t>
+      </w:r>
+      <w:r>
+        <w:t xml:space="preserve"> </w:t>
+      </w:r>
+      <w:r>
+        <w:t xml:space="preserve">Rodando em containers utilizando</w:t>
+      </w:r>
+      <w:r>
+        <w:t xml:space="preserve"> </w:t>
+      </w:r>
+      <w:r>
+        <w:rPr>
+          <w:bCs/>
+          <w:b/>
+        </w:rPr>
+        <w:t xml:space="preserve">Podman</w:t>
+      </w:r>
+      <w:r>
+        <w:t xml:space="preserve"> </w:t>
+      </w:r>
+      <w:r>
+        <w:t xml:space="preserve">em uma Máquina Virtual no servidor interno do IFSC.</w:t>
+      </w:r>
+      <w:r>
+        <w:t xml:space="preserve"> </w:t>
+      </w:r>
+      <w:r>
+        <w:t xml:space="preserve">-</w:t>
+      </w:r>
+      <w:r>
+        <w:t xml:space="preserve"> </w:t>
+      </w:r>
+      <w:r>
+        <w:rPr>
+          <w:bCs/>
+          <w:b/>
+        </w:rPr>
+        <w:t xml:space="preserve">Broker MQTT:</w:t>
+      </w:r>
+      <w:r>
+        <w:t xml:space="preserve"> </w:t>
+      </w:r>
+      <w:r>
+        <w:t xml:space="preserve">Conectado à nuvem da Shiftr.io para coleta de telemetria em tempo real.</w:t>
+      </w:r>
+    </w:p>
+    <w:p>
+      <w:r>
+        <w:pict>
+          <v:rect style="width:0;height:1.5pt" o:hralign="center" o:hrstd="t" o:hr="t"/>
+        </w:pict>
       </w:r>
     </w:p>
     <w:bookmarkEnd w:id="20"/>
-    <w:bookmarkStart w:id="25" w:name="tecnologias-envolvidas-tech-stack"/>
+    <w:bookmarkStart w:id="23" w:name="deploy-e-gerenciamento-com-podman"/>
     <w:p>
       <w:pPr>
         <w:pStyle w:val="Heading2"/>
       </w:pPr>
       <w:r>
-        <w:t xml:space="preserve">2. Tecnologias Envolvidas (Tech Stack)</w:t>
-      </w:r>
-    </w:p>
-    <w:bookmarkStart w:id="21" w:name="frontend-interface-do-usuário"/>
+        <w:t xml:space="preserve">🛠️ 2. Deploy e Gerenciamento com Podman</w:t>
+      </w:r>
+    </w:p>
+    <w:p>
+      <w:pPr>
+        <w:pStyle w:val="FirstParagraph"/>
+      </w:pPr>
+      <w:r>
+        <w:t xml:space="preserve">O</w:t>
+      </w:r>
+      <w:r>
+        <w:t xml:space="preserve"> </w:t>
+      </w:r>
+      <w:r>
+        <w:rPr>
+          <w:bCs/>
+          <w:b/>
+        </w:rPr>
+        <w:t xml:space="preserve">Podman</w:t>
+      </w:r>
+      <w:r>
+        <w:t xml:space="preserve"> </w:t>
+      </w:r>
+      <w:r>
+        <w:t xml:space="preserve">(Pod Manager) é utilizado em substituição ao Docker por questões de conformidade de segurança e execução rootless no servidor da instituição.</w:t>
+      </w:r>
+    </w:p>
+    <w:bookmarkStart w:id="21" w:name="como-subir-a-stack-pela-primeira-vez"/>
     <w:p>
       <w:pPr>
         <w:pStyle w:val="Heading3"/>
       </w:pPr>
       <w:r>
-        <w:t xml:space="preserve">🖥️ Frontend (Interface do Usuário)</w:t>
-      </w:r>
-    </w:p>
-    <w:p>
-      <w:pPr>
-        <w:pStyle w:val="FirstParagraph"/>
-      </w:pPr>
-      <w:r>
-        <w:t xml:space="preserve">A aplicação que o usuário acessa no navegador.</w:t>
-      </w:r>
-      <w:r>
-        <w:t xml:space="preserve"> </w:t>
-      </w:r>
-      <w:r>
-        <w:t xml:space="preserve">*</w:t>
-      </w:r>
-      <w:r>
-        <w:t xml:space="preserve"> </w:t>
-      </w:r>
-      <w:r>
-        <w:rPr>
-          <w:bCs/>
-          <w:b/>
-        </w:rPr>
-        <w:t xml:space="preserve">Base:</w:t>
-      </w:r>
-      <w:r>
-        <w:t xml:space="preserve"> </w:t>
-      </w:r>
-      <w:r>
-        <w:t xml:space="preserve">React (v18.3) com TypeScript.</w:t>
-      </w:r>
-      <w:r>
-        <w:t xml:space="preserve"> </w:t>
-      </w:r>
-      <w:r>
-        <w:t xml:space="preserve">*</w:t>
-      </w:r>
-      <w:r>
-        <w:t xml:space="preserve"> </w:t>
-      </w:r>
-      <w:r>
-        <w:rPr>
-          <w:bCs/>
-          <w:b/>
-        </w:rPr>
-        <w:t xml:space="preserve">Estilização:</w:t>
-      </w:r>
-      <w:r>
-        <w:t xml:space="preserve"> </w:t>
-      </w:r>
-      <w:r>
-        <w:t xml:space="preserve">Tailwind CSS.</w:t>
-      </w:r>
-      <w:r>
-        <w:t xml:space="preserve"> </w:t>
-      </w:r>
-      <w:r>
-        <w:t xml:space="preserve">*</w:t>
-      </w:r>
-      <w:r>
-        <w:t xml:space="preserve"> </w:t>
-      </w:r>
-      <w:r>
-        <w:rPr>
-          <w:bCs/>
-          <w:b/>
-        </w:rPr>
-        <w:t xml:space="preserve">Bibliotecas de Destaque:</w:t>
-      </w:r>
-      <w:r>
-        <w:t xml:space="preserve"> </w:t>
-      </w:r>
-      <w:r>
-        <w:rPr>
-          <w:rStyle w:val="VerbatimChar"/>
-        </w:rPr>
-        <w:t xml:space="preserve">react-leaflet</w:t>
-      </w:r>
-      <w:r>
-        <w:t xml:space="preserve"> </w:t>
-      </w:r>
-      <w:r>
-        <w:t xml:space="preserve">(Mapas),</w:t>
-      </w:r>
-      <w:r>
-        <w:t xml:space="preserve"> </w:t>
-      </w:r>
-      <w:r>
-        <w:rPr>
-          <w:rStyle w:val="VerbatimChar"/>
-        </w:rPr>
-        <w:t xml:space="preserve">recharts</w:t>
-      </w:r>
-      <w:r>
-        <w:t xml:space="preserve"> </w:t>
-      </w:r>
-      <w:r>
-        <w:t xml:space="preserve">(Gráficos),</w:t>
-      </w:r>
-      <w:r>
-        <w:t xml:space="preserve"> </w:t>
-      </w:r>
-      <w:r>
-        <w:rPr>
-          <w:rStyle w:val="VerbatimChar"/>
-        </w:rPr>
-        <w:t xml:space="preserve">socket.io-client</w:t>
-      </w:r>
-      <w:r>
-        <w:t xml:space="preserve"> </w:t>
-      </w:r>
-      <w:r>
-        <w:t xml:space="preserve">(Tempo real).</w:t>
-      </w:r>
-    </w:p>
-    <w:bookmarkEnd w:id="21"/>
-    <w:bookmarkStart w:id="22" w:name="backend-servidor"/>
-    <w:p>
-      <w:pPr>
-        <w:pStyle w:val="Heading3"/>
-      </w:pPr>
-      <w:r>
-        <w:t xml:space="preserve">⚙️ Backend (Servidor)</w:t>
-      </w:r>
-    </w:p>
-    <w:p>
-      <w:pPr>
-        <w:pStyle w:val="FirstParagraph"/>
-      </w:pPr>
-      <w:r>
-        <w:t xml:space="preserve">O</w:t>
-      </w:r>
-      <w:r>
-        <w:t xml:space="preserve"> </w:t>
-      </w:r>
-      <w:r>
-        <w:t xml:space="preserve">“</w:t>
-      </w:r>
-      <w:r>
-        <w:t xml:space="preserve">cérebro</w:t>
-      </w:r>
-      <w:r>
-        <w:t xml:space="preserve">”</w:t>
-      </w:r>
-      <w:r>
-        <w:t xml:space="preserve"> </w:t>
-      </w:r>
-      <w:r>
-        <w:t xml:space="preserve">invisível do sistema.</w:t>
-      </w:r>
-      <w:r>
-        <w:t xml:space="preserve"> </w:t>
-      </w:r>
-      <w:r>
-        <w:t xml:space="preserve">*</w:t>
-      </w:r>
-      <w:r>
-        <w:t xml:space="preserve"> </w:t>
-      </w:r>
-      <w:r>
-        <w:rPr>
-          <w:bCs/>
-          <w:b/>
-        </w:rPr>
-        <w:t xml:space="preserve">Ambiente:</w:t>
-      </w:r>
-      <w:r>
-        <w:t xml:space="preserve"> </w:t>
-      </w:r>
-      <w:r>
-        <w:t xml:space="preserve">Node.js com Express (v5.1.0) em TypeScript.</w:t>
-      </w:r>
-      <w:r>
-        <w:t xml:space="preserve"> </w:t>
-      </w:r>
-      <w:r>
-        <w:t xml:space="preserve">*</w:t>
-      </w:r>
-      <w:r>
-        <w:t xml:space="preserve"> </w:t>
-      </w:r>
-      <w:r>
-        <w:rPr>
-          <w:bCs/>
-          <w:b/>
-        </w:rPr>
-        <w:t xml:space="preserve">Comunicação IoT:</w:t>
-      </w:r>
-      <w:r>
-        <w:t xml:space="preserve"> </w:t>
-      </w:r>
-      <w:r>
-        <w:rPr>
-          <w:rStyle w:val="VerbatimChar"/>
-        </w:rPr>
-        <w:t xml:space="preserve">mqtt</w:t>
-      </w:r>
-      <w:r>
-        <w:t xml:space="preserve"> </w:t>
-      </w:r>
-      <w:r>
-        <w:t xml:space="preserve">(conectado ao broker Shiftr.io).</w:t>
-      </w:r>
-      <w:r>
-        <w:t xml:space="preserve"> </w:t>
-      </w:r>
-      <w:r>
-        <w:t xml:space="preserve">*</w:t>
-      </w:r>
-      <w:r>
-        <w:t xml:space="preserve"> </w:t>
-      </w:r>
-      <w:r>
-        <w:rPr>
-          <w:bCs/>
-          <w:b/>
-        </w:rPr>
-        <w:t xml:space="preserve">Tempo Real (Frontend):</w:t>
-      </w:r>
-      <w:r>
-        <w:t xml:space="preserve"> </w:t>
-      </w:r>
-      <w:r>
-        <w:rPr>
-          <w:rStyle w:val="VerbatimChar"/>
-        </w:rPr>
-        <w:t xml:space="preserve">socket.io</w:t>
-      </w:r>
-      <w:r>
-        <w:t xml:space="preserve">.</w:t>
-      </w:r>
-    </w:p>
-    <w:bookmarkEnd w:id="22"/>
-    <w:bookmarkStart w:id="23" w:name="banco-de-dados"/>
-    <w:p>
-      <w:pPr>
-        <w:pStyle w:val="Heading3"/>
-      </w:pPr>
-      <w:r>
-        <w:t xml:space="preserve">🗄️ Banco de Dados</w:t>
+        <w:t xml:space="preserve">🚀 2.1. Como Subir a Stack pela Primeira Vez</w:t>
       </w:r>
     </w:p>
     <w:p>
@@ -358,20 +231,9 @@
           <w:ilvl w:val="0"/>
           <w:numId w:val="1001"/>
         </w:numPr>
-        <w:pStyle w:val="Compact"/>
-      </w:pPr>
-      <w:r>
-        <w:rPr>
-          <w:bCs/>
-          <w:b/>
-        </w:rPr>
-        <w:t xml:space="preserve">Sistema:</w:t>
-      </w:r>
-      <w:r>
-        <w:t xml:space="preserve"> </w:t>
-      </w:r>
-      <w:r>
-        <w:t xml:space="preserve">PostgreSQL (via Docker).</w:t>
+      </w:pPr>
+      <w:r>
+        <w:t xml:space="preserve">Acesse o servidor Linux da VM do IFSC.</w:t>
       </w:r>
     </w:p>
     <w:p>
@@ -380,30 +242,98 @@
           <w:ilvl w:val="0"/>
           <w:numId w:val="1001"/>
         </w:numPr>
-        <w:pStyle w:val="Compact"/>
-      </w:pPr>
-      <w:r>
-        <w:rPr>
-          <w:bCs/>
-          <w:b/>
-        </w:rPr>
-        <w:t xml:space="preserve">Comunicação:</w:t>
-      </w:r>
-      <w:r>
-        <w:t xml:space="preserve"> </w:t>
-      </w:r>
-      <w:r>
-        <w:t xml:space="preserve">Prisma ORM.</w:t>
-      </w:r>
-    </w:p>
-    <w:bookmarkEnd w:id="23"/>
-    <w:bookmarkStart w:id="24" w:name="infraestrutura"/>
+      </w:pPr>
+      <w:r>
+        <w:t xml:space="preserve">Certifique-se de estar na branch de deploy:</w:t>
+      </w:r>
+    </w:p>
+    <w:p>
+      <w:pPr>
+        <w:numPr>
+          <w:ilvl w:val="0"/>
+          <w:numId w:val="1000"/>
+        </w:numPr>
+        <w:pStyle w:val="SourceCode"/>
+      </w:pPr>
+      <w:r>
+        <w:rPr>
+          <w:rStyle w:val="FunctionTok"/>
+        </w:rPr>
+        <w:t xml:space="preserve">git</w:t>
+      </w:r>
+      <w:r>
+        <w:rPr>
+          <w:rStyle w:val="NormalTok"/>
+        </w:rPr>
+        <w:t xml:space="preserve"> checkout feat/deploy-hibrido-ifsc</w:t>
+      </w:r>
+    </w:p>
+    <w:p>
+      <w:pPr>
+        <w:numPr>
+          <w:ilvl w:val="0"/>
+          <w:numId w:val="1001"/>
+        </w:numPr>
+      </w:pPr>
+      <w:r>
+        <w:t xml:space="preserve">Suba os containers (Postgres, API Backend e o servidor web do Frontend):</w:t>
+      </w:r>
+    </w:p>
+    <w:p>
+      <w:pPr>
+        <w:numPr>
+          <w:ilvl w:val="0"/>
+          <w:numId w:val="1000"/>
+        </w:numPr>
+        <w:pStyle w:val="SourceCode"/>
+      </w:pPr>
+      <w:r>
+        <w:rPr>
+          <w:rStyle w:val="ExtensionTok"/>
+        </w:rPr>
+        <w:t xml:space="preserve">podman-compose</w:t>
+      </w:r>
+      <w:r>
+        <w:rPr>
+          <w:rStyle w:val="NormalTok"/>
+        </w:rPr>
+        <w:t xml:space="preserve"> up </w:t>
+      </w:r>
+      <w:r>
+        <w:rPr>
+          <w:rStyle w:val="AttributeTok"/>
+        </w:rPr>
+        <w:t xml:space="preserve">-d</w:t>
+      </w:r>
+      <w:r>
+        <w:rPr>
+          <w:rStyle w:val="NormalTok"/>
+        </w:rPr>
+        <w:t xml:space="preserve"> </w:t>
+      </w:r>
+      <w:r>
+        <w:rPr>
+          <w:rStyle w:val="AttributeTok"/>
+        </w:rPr>
+        <w:t xml:space="preserve">--build</w:t>
+      </w:r>
+    </w:p>
+    <w:bookmarkEnd w:id="21"/>
+    <w:bookmarkStart w:id="22" w:name="X1d226d89800e2027570f068deca41fccc1e2304"/>
     <w:p>
       <w:pPr>
         <w:pStyle w:val="Heading3"/>
       </w:pPr>
       <w:r>
-        <w:t xml:space="preserve">🐳 Infraestrutura</w:t>
+        <w:t xml:space="preserve">📋 2.2. Comandos Úteis do Podman para Operação e Manutenção</w:t>
+      </w:r>
+    </w:p>
+    <w:p>
+      <w:pPr>
+        <w:pStyle w:val="FirstParagraph"/>
+      </w:pPr>
+      <w:r>
+        <w:t xml:space="preserve">Como o Podman gerencia containers de forma semelhante ao Docker, os comandos de depuração são muito parecidos:</w:t>
       </w:r>
     </w:p>
     <w:p>
@@ -419,13 +349,141 @@
           <w:bCs/>
           <w:b/>
         </w:rPr>
-        <w:t xml:space="preserve">Ferramentas:</w:t>
-      </w:r>
-      <w:r>
-        <w:t xml:space="preserve"> </w:t>
-      </w:r>
-      <w:r>
-        <w:t xml:space="preserve">Docker &amp; Docker Compose para rodar o sistema de forma isolada e segura.</w:t>
+        <w:t xml:space="preserve">Verificar o status dos containers:</w:t>
+      </w:r>
+      <w:r>
+        <w:t xml:space="preserve"> </w:t>
+      </w:r>
+      <w:r>
+        <w:rPr>
+          <w:rStyle w:val="VerbatimChar"/>
+        </w:rPr>
+        <w:t xml:space="preserve">bash     podman ps -a</w:t>
+      </w:r>
+    </w:p>
+    <w:p>
+      <w:pPr>
+        <w:numPr>
+          <w:ilvl w:val="0"/>
+          <w:numId w:val="1002"/>
+        </w:numPr>
+        <w:pStyle w:val="Compact"/>
+      </w:pPr>
+      <w:r>
+        <w:rPr>
+          <w:bCs/>
+          <w:b/>
+        </w:rPr>
+        <w:t xml:space="preserve">Visualizar logs em tempo real (essencial para debugar erros na API ou conexões MQTT):</w:t>
+      </w:r>
+      <w:r>
+        <w:t xml:space="preserve"> </w:t>
+      </w:r>
+      <w:r>
+        <w:rPr>
+          <w:rStyle w:val="VerbatimChar"/>
+        </w:rPr>
+        <w:t xml:space="preserve">bash     podman logs -f hydra_backend</w:t>
+      </w:r>
+    </w:p>
+    <w:p>
+      <w:pPr>
+        <w:numPr>
+          <w:ilvl w:val="0"/>
+          <w:numId w:val="1002"/>
+        </w:numPr>
+        <w:pStyle w:val="Compact"/>
+      </w:pPr>
+      <w:r>
+        <w:rPr>
+          <w:bCs/>
+          <w:b/>
+        </w:rPr>
+        <w:t xml:space="preserve">Acompanhar logs do Banco de Dados:</w:t>
+      </w:r>
+      <w:r>
+        <w:t xml:space="preserve"> </w:t>
+      </w:r>
+      <w:r>
+        <w:rPr>
+          <w:rStyle w:val="VerbatimChar"/>
+        </w:rPr>
+        <w:t xml:space="preserve">bash     podman logs -f hydra_postgres</w:t>
+      </w:r>
+    </w:p>
+    <w:p>
+      <w:pPr>
+        <w:numPr>
+          <w:ilvl w:val="0"/>
+          <w:numId w:val="1002"/>
+        </w:numPr>
+        <w:pStyle w:val="Compact"/>
+      </w:pPr>
+      <w:r>
+        <w:rPr>
+          <w:bCs/>
+          <w:b/>
+        </w:rPr>
+        <w:t xml:space="preserve">Parar a execução de toda a stack:</w:t>
+      </w:r>
+      <w:r>
+        <w:t xml:space="preserve"> </w:t>
+      </w:r>
+      <w:r>
+        <w:rPr>
+          <w:rStyle w:val="VerbatimChar"/>
+        </w:rPr>
+        <w:t xml:space="preserve">bash     podman-compose down</w:t>
+      </w:r>
+    </w:p>
+    <w:p>
+      <w:pPr>
+        <w:numPr>
+          <w:ilvl w:val="0"/>
+          <w:numId w:val="1002"/>
+        </w:numPr>
+        <w:pStyle w:val="Compact"/>
+      </w:pPr>
+      <w:r>
+        <w:rPr>
+          <w:bCs/>
+          <w:b/>
+        </w:rPr>
+        <w:t xml:space="preserve">Reiniciar um serviço específico (ex: reiniciar backend após ajuste de config):</w:t>
+      </w:r>
+      <w:r>
+        <w:t xml:space="preserve"> </w:t>
+      </w:r>
+      <w:r>
+        <w:rPr>
+          <w:rStyle w:val="VerbatimChar"/>
+        </w:rPr>
+        <w:t xml:space="preserve">bash     podman restart hydra_backend</w:t>
+      </w:r>
+    </w:p>
+    <w:p>
+      <w:pPr>
+        <w:numPr>
+          <w:ilvl w:val="0"/>
+          <w:numId w:val="1002"/>
+        </w:numPr>
+        <w:pStyle w:val="Compact"/>
+      </w:pPr>
+      <w:r>
+        <w:rPr>
+          <w:bCs/>
+          <w:b/>
+        </w:rPr>
+        <w:t xml:space="preserve">Verificar consumo de recursos (CPU/Memória) dos containers:</w:t>
+      </w:r>
+      <w:r>
+        <w:t xml:space="preserve"> </w:t>
+      </w:r>
+      <w:r>
+        <w:rPr>
+          <w:rStyle w:val="VerbatimChar"/>
+        </w:rPr>
+        <w:t xml:space="preserve">bash     podman stats</w:t>
       </w:r>
     </w:p>
     <w:p>
@@ -435,15 +493,44 @@
         </w:pict>
       </w:r>
     </w:p>
-    <w:bookmarkEnd w:id="24"/>
-    <w:bookmarkEnd w:id="25"/>
-    <w:bookmarkStart w:id="26" w:name="arquitetura-da-informação-como-funciona"/>
+    <w:bookmarkEnd w:id="22"/>
+    <w:bookmarkEnd w:id="23"/>
+    <w:bookmarkStart w:id="25" w:name="X971b1202db3cc9b123c0b52505048caf6d69f6c"/>
     <w:p>
       <w:pPr>
         <w:pStyle w:val="Heading2"/>
       </w:pPr>
       <w:r>
-        <w:t xml:space="preserve">3. Arquitetura da Informação (Como Funciona)</w:t>
+        <w:t xml:space="preserve">🔑 3. Acesso Administrativo e Criação do Primeiro Administrador</w:t>
+      </w:r>
+    </w:p>
+    <w:p>
+      <w:pPr>
+        <w:pStyle w:val="FirstParagraph"/>
+      </w:pPr>
+      <w:r>
+        <w:t xml:space="preserve">Ao rodar a stack em um banco de dados novo, as tabelas do PostgreSQL são criadas zeradas pelo Prisma ORM (</w:t>
+      </w:r>
+      <w:r>
+        <w:rPr>
+          <w:rStyle w:val="VerbatimChar"/>
+        </w:rPr>
+        <w:t xml:space="preserve">npx prisma migrate deploy</w:t>
+      </w:r>
+      <w:r>
+        <w:t xml:space="preserve">), sem registros na tabela</w:t>
+      </w:r>
+      <w:r>
+        <w:t xml:space="preserve"> </w:t>
+      </w:r>
+      <w:r>
+        <w:rPr>
+          <w:rStyle w:val="VerbatimChar"/>
+        </w:rPr>
+        <w:t xml:space="preserve">Usuario</w:t>
+      </w:r>
+      <w:r>
+        <w:t xml:space="preserve">. Para habilitar o primeiro login na interface administrativa, você deve cadastrar o administrador padrão.</w:t>
       </w:r>
     </w:p>
     <w:p>
@@ -459,13 +546,16 @@
           <w:bCs/>
           <w:b/>
         </w:rPr>
-        <w:t xml:space="preserve">Sensores na Água</w:t>
-      </w:r>
-      <w:r>
-        <w:t xml:space="preserve"> </w:t>
-      </w:r>
-      <w:r>
-        <w:t xml:space="preserve">enviam dados via MQTT (Broker Shiftr.io).</w:t>
+        <w:t xml:space="preserve">E-mail padrão a ser criado:</w:t>
+      </w:r>
+      <w:r>
+        <w:t xml:space="preserve"> </w:t>
+      </w:r>
+      <w:r>
+        <w:rPr>
+          <w:rStyle w:val="VerbatimChar"/>
+        </w:rPr>
+        <w:t xml:space="preserve">admin@hydra.local</w:t>
       </w:r>
     </w:p>
     <w:p>
@@ -481,57 +571,145 @@
           <w:bCs/>
           <w:b/>
         </w:rPr>
-        <w:t xml:space="preserve">Servidor (Node.js)</w:t>
-      </w:r>
-      <w:r>
-        <w:t xml:space="preserve"> </w:t>
-      </w:r>
-      <w:r>
-        <w:t xml:space="preserve">capta essa mensagem e a salva no Banco de Dados.</w:t>
-      </w:r>
-    </w:p>
-    <w:p>
-      <w:pPr>
-        <w:numPr>
-          <w:ilvl w:val="0"/>
-          <w:numId w:val="1003"/>
-        </w:numPr>
-        <w:pStyle w:val="Compact"/>
-      </w:pPr>
-      <w:r>
-        <w:rPr>
-          <w:bCs/>
-          <w:b/>
-        </w:rPr>
-        <w:t xml:space="preserve">Servidor</w:t>
-      </w:r>
-      <w:r>
-        <w:t xml:space="preserve"> </w:t>
-      </w:r>
-      <w:r>
-        <w:t xml:space="preserve">avisa a Interface do Usuário imediatamente via Socket.IO.</w:t>
-      </w:r>
-    </w:p>
-    <w:p>
-      <w:pPr>
-        <w:numPr>
-          <w:ilvl w:val="0"/>
-          <w:numId w:val="1003"/>
-        </w:numPr>
-        <w:pStyle w:val="Compact"/>
-      </w:pPr>
-      <w:r>
-        <w:rPr>
-          <w:bCs/>
-          <w:b/>
-        </w:rPr>
-        <w:t xml:space="preserve">Interface do Usuário</w:t>
-      </w:r>
-      <w:r>
-        <w:t xml:space="preserve"> </w:t>
-      </w:r>
-      <w:r>
-        <w:t xml:space="preserve">atualiza os mapas e gráficos sem precisar recarregar a página.</w:t>
+        <w:t xml:space="preserve">Senha padrão a ser criada:</w:t>
+      </w:r>
+      <w:r>
+        <w:t xml:space="preserve"> </w:t>
+      </w:r>
+      <w:r>
+        <w:rPr>
+          <w:rStyle w:val="VerbatimChar"/>
+        </w:rPr>
+        <w:t xml:space="preserve">admin123</w:t>
+      </w:r>
+    </w:p>
+    <w:bookmarkStart w:id="24" w:name="Xa38075d1a20150d3b73e6f845068317a29be60e"/>
+    <w:p>
+      <w:pPr>
+        <w:pStyle w:val="Heading4"/>
+      </w:pPr>
+      <w:r>
+        <w:t xml:space="preserve">Como rodar o script de criação do administrador utilizando o Podman:</w:t>
+      </w:r>
+    </w:p>
+    <w:p>
+      <w:pPr>
+        <w:pStyle w:val="FirstParagraph"/>
+      </w:pPr>
+      <w:r>
+        <w:t xml:space="preserve">Com a stack de containers ativa no servidor, execute o comando abaixo direto do terminal do hospedeiro:</w:t>
+      </w:r>
+    </w:p>
+    <w:p>
+      <w:pPr>
+        <w:pStyle w:val="SourceCode"/>
+      </w:pPr>
+      <w:r>
+        <w:rPr>
+          <w:rStyle w:val="ExtensionTok"/>
+        </w:rPr>
+        <w:t xml:space="preserve">podman</w:t>
+      </w:r>
+      <w:r>
+        <w:rPr>
+          <w:rStyle w:val="NormalTok"/>
+        </w:rPr>
+        <w:t xml:space="preserve"> exec </w:t>
+      </w:r>
+      <w:r>
+        <w:rPr>
+          <w:rStyle w:val="AttributeTok"/>
+        </w:rPr>
+        <w:t xml:space="preserve">-it</w:t>
+      </w:r>
+      <w:r>
+        <w:rPr>
+          <w:rStyle w:val="NormalTok"/>
+        </w:rPr>
+        <w:t xml:space="preserve"> hydra_backend npx tsx src/createAdmin.ts</w:t>
+      </w:r>
+    </w:p>
+    <w:p>
+      <w:pPr>
+        <w:pStyle w:val="FirstParagraph"/>
+      </w:pPr>
+      <w:r>
+        <w:rPr>
+          <w:iCs/>
+          <w:i/>
+        </w:rPr>
+        <w:t xml:space="preserve">(Alternativamente, se preferir usar o podman-compose no diretório do projeto:</w:t>
+      </w:r>
+      <w:r>
+        <w:rPr>
+          <w:iCs/>
+          <w:i/>
+        </w:rPr>
+        <w:t xml:space="preserve"> </w:t>
+      </w:r>
+      <w:r>
+        <w:rPr>
+          <w:rStyle w:val="VerbatimChar"/>
+          <w:iCs/>
+          <w:i/>
+        </w:rPr>
+        <w:t xml:space="preserve">podman-compose exec backend npx tsx src/createAdmin.ts</w:t>
+      </w:r>
+      <w:r>
+        <w:rPr>
+          <w:iCs/>
+          <w:i/>
+        </w:rPr>
+        <w:t xml:space="preserve">)</w:t>
+      </w:r>
+    </w:p>
+    <w:p>
+      <w:pPr>
+        <w:pStyle w:val="BodyText"/>
+      </w:pPr>
+      <w:r>
+        <w:t xml:space="preserve">Após a execução com sucesso, acesse a área administrativa do sistema (em ambiente de deploy híbrido ou local) e realize o login com as credenciais padrão.</w:t>
+      </w:r>
+      <w:r>
+        <w:t xml:space="preserve"> </w:t>
+      </w:r>
+      <w:r>
+        <w:rPr>
+          <w:bCs/>
+          <w:b/>
+        </w:rPr>
+        <w:t xml:space="preserve">Recomenda-se alterar a senha imediatamente na aba</w:t>
+      </w:r>
+      <w:r>
+        <w:rPr>
+          <w:bCs/>
+          <w:b/>
+        </w:rPr>
+        <w:t xml:space="preserve"> </w:t>
+      </w:r>
+      <w:r>
+        <w:rPr>
+          <w:bCs/>
+          <w:b/>
+        </w:rPr>
+        <w:t xml:space="preserve">“</w:t>
+      </w:r>
+      <w:r>
+        <w:rPr>
+          <w:bCs/>
+          <w:b/>
+        </w:rPr>
+        <w:t xml:space="preserve">Gerenciar Usuários</w:t>
+      </w:r>
+      <w:r>
+        <w:rPr>
+          <w:bCs/>
+          <w:b/>
+        </w:rPr>
+        <w:t xml:space="preserve">”</w:t>
+      </w:r>
+      <w:r>
+        <w:t xml:space="preserve">.</w:t>
       </w:r>
     </w:p>
     <w:p>
@@ -541,23 +719,15 @@
         </w:pict>
       </w:r>
     </w:p>
-    <w:bookmarkEnd w:id="26"/>
-    <w:bookmarkStart w:id="29" w:name="guia-de-instalação-e-uso"/>
+    <w:bookmarkEnd w:id="24"/>
+    <w:bookmarkEnd w:id="25"/>
+    <w:bookmarkStart w:id="26" w:name="ingestão-de-dados-via-mqtt-tempo-real"/>
     <w:p>
       <w:pPr>
         <w:pStyle w:val="Heading2"/>
       </w:pPr>
       <w:r>
-        <w:t xml:space="preserve">4. Guia de Instalação e Uso</w:t>
-      </w:r>
-    </w:p>
-    <w:bookmarkStart w:id="27" w:name="instalação-rápida-servidor-do-ifsc"/>
-    <w:p>
-      <w:pPr>
-        <w:pStyle w:val="Heading3"/>
-      </w:pPr>
-      <w:r>
-        <w:t xml:space="preserve">🚀 Instalação Rápida (Servidor do IFSC)</w:t>
+        <w:t xml:space="preserve">📡 4. Ingestão de Dados via MQTT (Tempo Real)</w:t>
       </w:r>
     </w:p>
     <w:p>
@@ -565,7 +735,7 @@
         <w:pStyle w:val="FirstParagraph"/>
       </w:pPr>
       <w:r>
-        <w:t xml:space="preserve">Este projeto foi dockerizado para garantir que tudo instale automaticamente. Siga estes passos em um computador com Linux limpo:</w:t>
+        <w:t xml:space="preserve">As boias e gateways enviam dados telemétricos em tempo real publicando mensagens JSON no broker MQTT configurado.</w:t>
       </w:r>
     </w:p>
     <w:p>
@@ -574,19 +744,56 @@
           <w:ilvl w:val="0"/>
           <w:numId w:val="1004"/>
         </w:numPr>
-      </w:pPr>
-      <w:r>
-        <w:rPr>
-          <w:bCs/>
-          <w:b/>
-        </w:rPr>
-        <w:t xml:space="preserve">Copie a pasta completa</w:t>
-      </w:r>
-      <w:r>
-        <w:t xml:space="preserve"> </w:t>
-      </w:r>
-      <w:r>
-        <w:t xml:space="preserve">do projeto para o computador do servidor no IFSC.</w:t>
+        <w:pStyle w:val="Compact"/>
+      </w:pPr>
+      <w:r>
+        <w:rPr>
+          <w:bCs/>
+          <w:b/>
+        </w:rPr>
+        <w:t xml:space="preserve">Tópico de publicação:</w:t>
+      </w:r>
+      <w:r>
+        <w:t xml:space="preserve"> </w:t>
+      </w:r>
+      <w:r>
+        <w:rPr>
+          <w:rStyle w:val="VerbatimChar"/>
+        </w:rPr>
+        <w:t xml:space="preserve">Hydra/&lt;boia_id&gt;</w:t>
+      </w:r>
+      <w:r>
+        <w:t xml:space="preserve"> </w:t>
+      </w:r>
+      <w:r>
+        <w:t xml:space="preserve">(onde</w:t>
+      </w:r>
+      <w:r>
+        <w:t xml:space="preserve"> </w:t>
+      </w:r>
+      <w:r>
+        <w:rPr>
+          <w:rStyle w:val="VerbatimChar"/>
+        </w:rPr>
+        <w:t xml:space="preserve">&lt;boia_id&gt;</w:t>
+      </w:r>
+      <w:r>
+        <w:t xml:space="preserve"> </w:t>
+      </w:r>
+      <w:r>
+        <w:t xml:space="preserve">é o identificador único da boia cadastrada no painel, em letras minúsculas, ex:</w:t>
+      </w:r>
+      <w:r>
+        <w:t xml:space="preserve"> </w:t>
+      </w:r>
+      <w:r>
+        <w:rPr>
+          <w:rStyle w:val="VerbatimChar"/>
+        </w:rPr>
+        <w:t xml:space="preserve">boia_01</w:t>
+      </w:r>
+      <w:r>
+        <w:t xml:space="preserve">).</w:t>
       </w:r>
     </w:p>
     <w:p>
@@ -595,147 +802,87 @@
           <w:ilvl w:val="0"/>
           <w:numId w:val="1004"/>
         </w:numPr>
-      </w:pPr>
-      <w:r>
-        <w:t xml:space="preserve">Abra o</w:t>
-      </w:r>
-      <w:r>
-        <w:t xml:space="preserve"> </w:t>
-      </w:r>
-      <w:r>
-        <w:rPr>
-          <w:bCs/>
-          <w:b/>
-        </w:rPr>
-        <w:t xml:space="preserve">Terminal</w:t>
-      </w:r>
-      <w:r>
-        <w:t xml:space="preserve"> </w:t>
-      </w:r>
-      <w:r>
-        <w:t xml:space="preserve">dentro da pasta do projeto e execute o script de automação:</w:t>
-      </w:r>
-    </w:p>
-    <w:p>
-      <w:pPr>
-        <w:numPr>
-          <w:ilvl w:val="0"/>
-          <w:numId w:val="1000"/>
-        </w:numPr>
-        <w:pStyle w:val="SourceCode"/>
-      </w:pPr>
-      <w:r>
-        <w:rPr>
-          <w:rStyle w:val="FunctionTok"/>
-        </w:rPr>
-        <w:t xml:space="preserve">chmod</w:t>
-      </w:r>
-      <w:r>
-        <w:rPr>
-          <w:rStyle w:val="NormalTok"/>
-        </w:rPr>
-        <w:t xml:space="preserve"> +x instalar_hydra.sh</w:t>
-      </w:r>
-      <w:r>
-        <w:br/>
-      </w:r>
-      <w:r>
-        <w:rPr>
-          <w:rStyle w:val="ExtensionTok"/>
-        </w:rPr>
-        <w:t xml:space="preserve">./instalar_hydra.sh</w:t>
-      </w:r>
-    </w:p>
-    <w:p>
-      <w:pPr>
-        <w:numPr>
-          <w:ilvl w:val="0"/>
-          <w:numId w:val="1004"/>
-        </w:numPr>
-      </w:pPr>
-      <w:r>
-        <w:t xml:space="preserve">Ative as permissões para não precisar deslogar:</w:t>
-      </w:r>
-    </w:p>
-    <w:p>
-      <w:pPr>
-        <w:numPr>
-          <w:ilvl w:val="0"/>
-          <w:numId w:val="1000"/>
-        </w:numPr>
-        <w:pStyle w:val="SourceCode"/>
-      </w:pPr>
-      <w:r>
-        <w:rPr>
-          <w:rStyle w:val="ExtensionTok"/>
-        </w:rPr>
-        <w:t xml:space="preserve">newgrp</w:t>
-      </w:r>
-      <w:r>
-        <w:rPr>
-          <w:rStyle w:val="NormalTok"/>
-        </w:rPr>
-        <w:t xml:space="preserve"> docker</w:t>
-      </w:r>
-    </w:p>
-    <w:p>
-      <w:pPr>
-        <w:numPr>
-          <w:ilvl w:val="0"/>
-          <w:numId w:val="1004"/>
-        </w:numPr>
-      </w:pPr>
-      <w:r>
-        <w:t xml:space="preserve">Suba o Sistema com um único comando:</w:t>
-      </w:r>
-    </w:p>
-    <w:p>
-      <w:pPr>
-        <w:numPr>
-          <w:ilvl w:val="0"/>
-          <w:numId w:val="1000"/>
-        </w:numPr>
-        <w:pStyle w:val="SourceCode"/>
-      </w:pPr>
-      <w:r>
-        <w:rPr>
-          <w:rStyle w:val="ExtensionTok"/>
-        </w:rPr>
-        <w:t xml:space="preserve">docker</w:t>
-      </w:r>
-      <w:r>
-        <w:rPr>
-          <w:rStyle w:val="NormalTok"/>
-        </w:rPr>
-        <w:t xml:space="preserve"> compose up </w:t>
-      </w:r>
-      <w:r>
-        <w:rPr>
-          <w:rStyle w:val="AttributeTok"/>
-        </w:rPr>
-        <w:t xml:space="preserve">-d</w:t>
-      </w:r>
-      <w:r>
-        <w:rPr>
-          <w:rStyle w:val="NormalTok"/>
-        </w:rPr>
-        <w:t xml:space="preserve"> </w:t>
-      </w:r>
-      <w:r>
-        <w:rPr>
-          <w:rStyle w:val="AttributeTok"/>
-        </w:rPr>
-        <w:t xml:space="preserve">--build</w:t>
-      </w:r>
-    </w:p>
-    <w:bookmarkEnd w:id="27"/>
-    <w:bookmarkStart w:id="28" w:name="acesso-administrativo"/>
-    <w:p>
-      <w:pPr>
-        <w:pStyle w:val="Heading3"/>
-      </w:pPr>
-      <w:r>
-        <w:t xml:space="preserve">🔑 Acesso Administrativo</w:t>
+        <w:pStyle w:val="Compact"/>
+      </w:pPr>
+      <w:r>
+        <w:rPr>
+          <w:bCs/>
+          <w:b/>
+        </w:rPr>
+        <w:t xml:space="preserve">Formato do payload (JSON):</w:t>
+      </w:r>
+      <w:r>
+        <w:t xml:space="preserve"> </w:t>
+      </w:r>
+      <w:r>
+        <w:rPr>
+          <w:rStyle w:val="VerbatimChar"/>
+        </w:rPr>
+        <w:t xml:space="preserve">json     {       "timestamp": "2026-06-02 16:25",       "lat": -27.593708,       "lon": -48.542835,       "alt": 16.6,       "tempAr": 25.3,       "umidAr": 70,       "pressao": 1012,       "indiceUV": 5,       "chuvaAcum": 0,       "ventoVel": 12,       "ventoDir": 180,       "tempAgua": 22.1,       "phAgua": 7.2,       "condutivEC": 980,       "turbidez": 12     }</w:t>
+      </w:r>
+    </w:p>
+    <w:p>
+      <w:pPr>
+        <w:pStyle w:val="BlockText"/>
+      </w:pPr>
+      <w:r>
+        <w:t xml:space="preserve">[!NOTE]</w:t>
+      </w:r>
+      <w:r>
+        <w:t xml:space="preserve"> </w:t>
+      </w:r>
+      <w:r>
+        <w:t xml:space="preserve">Os parâmetros de geolocalização (</w:t>
+      </w:r>
+      <w:r>
+        <w:rPr>
+          <w:rStyle w:val="VerbatimChar"/>
+        </w:rPr>
+        <w:t xml:space="preserve">lat</w:t>
+      </w:r>
+      <w:r>
+        <w:t xml:space="preserve">,</w:t>
+      </w:r>
+      <w:r>
+        <w:t xml:space="preserve"> </w:t>
+      </w:r>
+      <w:r>
+        <w:rPr>
+          <w:rStyle w:val="VerbatimChar"/>
+        </w:rPr>
+        <w:t xml:space="preserve">lon</w:t>
+      </w:r>
+      <w:r>
+        <w:t xml:space="preserve">,</w:t>
+      </w:r>
+      <w:r>
+        <w:t xml:space="preserve"> </w:t>
+      </w:r>
+      <w:r>
+        <w:rPr>
+          <w:rStyle w:val="VerbatimChar"/>
+        </w:rPr>
+        <w:t xml:space="preserve">alt</w:t>
+      </w:r>
+      <w:r>
+        <w:t xml:space="preserve">) são opcionais. Caso a boia seja estática, a localização informada no painel administrativo será mantida. Todos os campos numéricos de sensores são opcionais, permitindo enviar payloads reduzidos se necessário.</w:t>
+      </w:r>
+    </w:p>
+    <w:p>
+      <w:r>
+        <w:pict>
+          <v:rect style="width:0;height:1.5pt" o:hralign="center" o:hrstd="t" o:hr="t"/>
+        </w:pict>
+      </w:r>
+    </w:p>
+    <w:bookmarkEnd w:id="26"/>
+    <w:bookmarkStart w:id="27" w:name="ingestão-de-dados-via-csv-lote"/>
+    <w:p>
+      <w:pPr>
+        <w:pStyle w:val="Heading2"/>
+      </w:pPr>
+      <w:r>
+        <w:t xml:space="preserve">📂 5. Ingestão de Dados via CSV (Lote)</w:t>
       </w:r>
     </w:p>
     <w:p>
@@ -743,7 +890,7 @@
         <w:pStyle w:val="FirstParagraph"/>
       </w:pPr>
       <w:r>
-        <w:t xml:space="preserve">Após ligar o sistema pela primeira vez, acesse a área de administração abrindo o navegador no endereço:</w:t>
+        <w:t xml:space="preserve">Para cadastrar grandes volumes de dados históricos salvos em cartões SD ou registros passados, utilize a importação de arquivos CSV na interface de gerenciamento de boias (acessada pelo usuário admin).</w:t>
       </w:r>
     </w:p>
     <w:p>
@@ -759,16 +906,22 @@
           <w:bCs/>
           <w:b/>
         </w:rPr>
-        <w:t xml:space="preserve">URL:</w:t>
-      </w:r>
-      <w:r>
-        <w:t xml:space="preserve"> </w:t>
-      </w:r>
-      <w:r>
-        <w:rPr>
-          <w:rStyle w:val="VerbatimChar"/>
-        </w:rPr>
-        <w:t xml:space="preserve">http://localhost:3001</w:t>
+        <w:t xml:space="preserve">Separador:</w:t>
+      </w:r>
+      <w:r>
+        <w:t xml:space="preserve"> </w:t>
+      </w:r>
+      <w:r>
+        <w:t xml:space="preserve">Ponto e vírgula (</w:t>
+      </w:r>
+      <w:r>
+        <w:rPr>
+          <w:rStyle w:val="VerbatimChar"/>
+        </w:rPr>
+        <w:t xml:space="preserve">;</w:t>
+      </w:r>
+      <w:r>
+        <w:t xml:space="preserve">).</w:t>
       </w:r>
     </w:p>
     <w:p>
@@ -784,16 +937,13 @@
           <w:bCs/>
           <w:b/>
         </w:rPr>
-        <w:t xml:space="preserve">Login Padrão:</w:t>
-      </w:r>
-      <w:r>
-        <w:t xml:space="preserve"> </w:t>
-      </w:r>
-      <w:r>
-        <w:rPr>
-          <w:rStyle w:val="VerbatimChar"/>
-        </w:rPr>
-        <w:t xml:space="preserve">admin@hydra.local</w:t>
+        <w:t xml:space="preserve">Codificação recomendada:</w:t>
+      </w:r>
+      <w:r>
+        <w:t xml:space="preserve"> </w:t>
+      </w:r>
+      <w:r>
+        <w:t xml:space="preserve">UTF-8.</w:t>
       </w:r>
     </w:p>
     <w:p>
@@ -809,16 +959,16 @@
           <w:bCs/>
           <w:b/>
         </w:rPr>
-        <w:t xml:space="preserve">Senha Padrão:</w:t>
-      </w:r>
-      <w:r>
-        <w:t xml:space="preserve"> </w:t>
-      </w:r>
-      <w:r>
-        <w:rPr>
-          <w:rStyle w:val="VerbatimChar"/>
-        </w:rPr>
-        <w:t xml:space="preserve">admin123</w:t>
+        <w:t xml:space="preserve">Cabeçalho obrigatório (Primeira Linha):</w:t>
+      </w:r>
+      <w:r>
+        <w:t xml:space="preserve"> </w:t>
+      </w:r>
+      <w:r>
+        <w:rPr>
+          <w:rStyle w:val="VerbatimChar"/>
+        </w:rPr>
+        <w:t xml:space="preserve">csv     timestamp;tempAr;umidAr;pressao;indiceUV;chuvaAcum;ventoVel;ventoDir;tempAgua;phAgua;condutivEC;turbidez</w:t>
       </w:r>
     </w:p>
     <w:p>
@@ -827,45 +977,128 @@
       </w:pPr>
       <w:r>
         <w:rPr>
-          <w:iCs/>
-          <w:i/>
-        </w:rPr>
-        <w:t xml:space="preserve">(Recomenda-se alterar a senha imediatamente após o primeiro login na aba</w:t>
-      </w:r>
-      <w:r>
-        <w:rPr>
-          <w:iCs/>
-          <w:i/>
-        </w:rPr>
-        <w:t xml:space="preserve"> </w:t>
-      </w:r>
-      <w:r>
-        <w:rPr>
-          <w:iCs/>
-          <w:i/>
-        </w:rPr>
-        <w:t xml:space="preserve">“</w:t>
-      </w:r>
-      <w:r>
-        <w:rPr>
-          <w:iCs/>
-          <w:i/>
-        </w:rPr>
-        <w:t xml:space="preserve">Gerenciar Usuários</w:t>
-      </w:r>
-      <w:r>
-        <w:rPr>
-          <w:iCs/>
-          <w:i/>
-        </w:rPr>
-        <w:t xml:space="preserve">”</w:t>
-      </w:r>
-      <w:r>
-        <w:rPr>
-          <w:iCs/>
-          <w:i/>
-        </w:rPr>
-        <w:t xml:space="preserve">.)</w:t>
+          <w:bCs/>
+          <w:b/>
+        </w:rPr>
+        <w:t xml:space="preserve">Exemplo de formato aceito (</w:t>
+      </w:r>
+      <w:r>
+        <w:rPr>
+          <w:rStyle w:val="VerbatimChar"/>
+          <w:bCs/>
+          <w:b/>
+        </w:rPr>
+        <w:t xml:space="preserve">dados_historicos.csv</w:t>
+      </w:r>
+      <w:r>
+        <w:rPr>
+          <w:bCs/>
+          <w:b/>
+        </w:rPr>
+        <w:t xml:space="preserve">):</w:t>
+      </w:r>
+    </w:p>
+    <w:p>
+      <w:pPr>
+        <w:pStyle w:val="SourceCode"/>
+      </w:pPr>
+      <w:r>
+        <w:rPr>
+          <w:rStyle w:val="VerbatimChar"/>
+        </w:rPr>
+        <w:t xml:space="preserve">timestamp;tempAr;umidAr;pressao;indiceUV;chuvaAcum;ventoVel;ventoDir;tempAgua;phAgua;condutivEC;turbidez</w:t>
+      </w:r>
+      <w:r>
+        <w:br/>
+      </w:r>
+      <w:r>
+        <w:rPr>
+          <w:rStyle w:val="VerbatimChar"/>
+        </w:rPr>
+        <w:t xml:space="preserve">2026-05-01 10:00;25.3;70;1012;5;0;12;180;22.1;7.2;980;12</w:t>
+      </w:r>
+      <w:r>
+        <w:br/>
+      </w:r>
+      <w:r>
+        <w:rPr>
+          <w:rStyle w:val="VerbatimChar"/>
+        </w:rPr>
+        <w:t xml:space="preserve">2026-05-01 10:15;25.1;72;1011.8;4;0;11;175;22.0;7.1;978;13</w:t>
+      </w:r>
+      <w:r>
+        <w:br/>
+      </w:r>
+      <w:r>
+        <w:rPr>
+          <w:rStyle w:val="VerbatimChar"/>
+        </w:rPr>
+        <w:t xml:space="preserve">2026-05-01 10:30;24.9;75;1011.5;4;0.2;14;190;21.9;7.2;982;12</w:t>
+      </w:r>
+    </w:p>
+    <w:p>
+      <w:pPr>
+        <w:pStyle w:val="BlockText"/>
+      </w:pPr>
+      <w:r>
+        <w:t xml:space="preserve">[!IMPORTANT]</w:t>
+      </w:r>
+      <w:r>
+        <w:t xml:space="preserve"> </w:t>
+      </w:r>
+      <w:r>
+        <w:t xml:space="preserve">O formato do campo</w:t>
+      </w:r>
+      <w:r>
+        <w:t xml:space="preserve"> </w:t>
+      </w:r>
+      <w:r>
+        <w:rPr>
+          <w:rStyle w:val="VerbatimChar"/>
+        </w:rPr>
+        <w:t xml:space="preserve">timestamp</w:t>
+      </w:r>
+      <w:r>
+        <w:t xml:space="preserve"> </w:t>
+      </w:r>
+      <w:r>
+        <w:t xml:space="preserve">deve seguir o padrão</w:t>
+      </w:r>
+      <w:r>
+        <w:t xml:space="preserve"> </w:t>
+      </w:r>
+      <w:r>
+        <w:rPr>
+          <w:rStyle w:val="VerbatimChar"/>
+        </w:rPr>
+        <w:t xml:space="preserve">YYYY-MM-DD HH:MM</w:t>
+      </w:r>
+      <w:r>
+        <w:t xml:space="preserve"> </w:t>
+      </w:r>
+      <w:r>
+        <w:t xml:space="preserve">(ex:</w:t>
+      </w:r>
+      <w:r>
+        <w:t xml:space="preserve"> </w:t>
+      </w:r>
+      <w:r>
+        <w:rPr>
+          <w:rStyle w:val="VerbatimChar"/>
+        </w:rPr>
+        <w:t xml:space="preserve">2026-05-01 10:00</w:t>
+      </w:r>
+      <w:r>
+        <w:t xml:space="preserve">) ou o padrão ISO 8601. Para valores com decimais nos sensores, utilize o caractere de ponto (</w:t>
+      </w:r>
+      <w:r>
+        <w:rPr>
+          <w:rStyle w:val="VerbatimChar"/>
+        </w:rPr>
+        <w:t xml:space="preserve">.</w:t>
+      </w:r>
+      <w:r>
+        <w:t xml:space="preserve">) como separador decimal.</w:t>
       </w:r>
     </w:p>
     <w:p>
@@ -875,15 +1108,14 @@
         </w:pict>
       </w:r>
     </w:p>
-    <w:bookmarkEnd w:id="28"/>
-    <w:bookmarkEnd w:id="29"/>
-    <w:bookmarkStart w:id="31" w:name="X4408930317153d0e35112637b25c7148ffab589"/>
+    <w:bookmarkEnd w:id="27"/>
+    <w:bookmarkStart w:id="28" w:name="configuração-de-ambiente-de-produção"/>
     <w:p>
       <w:pPr>
         <w:pStyle w:val="Heading2"/>
       </w:pPr>
       <w:r>
-        <w:t xml:space="preserve">5. Guia para Novos Desenvolvedores (Ambiente Local)</w:t>
+        <w:t xml:space="preserve">🌐 6. Configuração de Ambiente de Produção</w:t>
       </w:r>
     </w:p>
     <w:p>
@@ -891,370 +1123,106 @@
         <w:pStyle w:val="FirstParagraph"/>
       </w:pPr>
       <w:r>
-        <w:t xml:space="preserve">Se você vai modificar o código no seu próprio computador, não precisa rodar tudo pelo Docker.</w:t>
-      </w:r>
-    </w:p>
-    <w:p>
-      <w:pPr>
-        <w:numPr>
-          <w:ilvl w:val="0"/>
-          <w:numId w:val="1006"/>
-        </w:numPr>
-        <w:pStyle w:val="Compact"/>
-      </w:pPr>
-      <w:r>
-        <w:rPr>
-          <w:bCs/>
-          <w:b/>
-        </w:rPr>
-        <w:t xml:space="preserve">Suba apenas o Banco de Dados:</w:t>
-      </w:r>
-      <w:r>
-        <w:t xml:space="preserve"> </w:t>
-      </w:r>
-      <w:r>
-        <w:rPr>
-          <w:rStyle w:val="VerbatimChar"/>
-        </w:rPr>
-        <w:t xml:space="preserve">bash     docker compose up -d postgres</w:t>
-      </w:r>
-    </w:p>
-    <w:p>
-      <w:pPr>
-        <w:numPr>
-          <w:ilvl w:val="0"/>
-          <w:numId w:val="1006"/>
-        </w:numPr>
-        <w:pStyle w:val="Compact"/>
-      </w:pPr>
-      <w:r>
-        <w:rPr>
-          <w:bCs/>
-          <w:b/>
-        </w:rPr>
-        <w:t xml:space="preserve">Ligue o Backend:</w:t>
-      </w:r>
-    </w:p>
-    <w:p>
-      <w:pPr>
-        <w:numPr>
-          <w:ilvl w:val="1"/>
-          <w:numId w:val="1007"/>
-        </w:numPr>
-        <w:pStyle w:val="Compact"/>
-      </w:pPr>
-      <w:r>
-        <w:t xml:space="preserve">Entre na pasta:</w:t>
-      </w:r>
-      <w:r>
-        <w:t xml:space="preserve"> </w:t>
-      </w:r>
-      <w:r>
-        <w:rPr>
-          <w:rStyle w:val="VerbatimChar"/>
-        </w:rPr>
-        <w:t xml:space="preserve">cd backend</w:t>
-      </w:r>
-    </w:p>
-    <w:p>
-      <w:pPr>
-        <w:numPr>
-          <w:ilvl w:val="1"/>
-          <w:numId w:val="1007"/>
-        </w:numPr>
-        <w:pStyle w:val="Compact"/>
-      </w:pPr>
-      <w:r>
-        <w:t xml:space="preserve">Instale dependências:</w:t>
-      </w:r>
-      <w:r>
-        <w:t xml:space="preserve"> </w:t>
-      </w:r>
-      <w:r>
-        <w:rPr>
-          <w:rStyle w:val="VerbatimChar"/>
-        </w:rPr>
-        <w:t xml:space="preserve">npm install</w:t>
-      </w:r>
-    </w:p>
-    <w:p>
-      <w:pPr>
-        <w:numPr>
-          <w:ilvl w:val="1"/>
-          <w:numId w:val="1007"/>
-        </w:numPr>
-        <w:pStyle w:val="Compact"/>
-      </w:pPr>
-      <w:r>
-        <w:t xml:space="preserve">Crie as tabelas do banco:</w:t>
-      </w:r>
-      <w:r>
-        <w:t xml:space="preserve"> </w:t>
-      </w:r>
-      <w:r>
-        <w:rPr>
-          <w:rStyle w:val="VerbatimChar"/>
-        </w:rPr>
-        <w:t xml:space="preserve">npx prisma db push</w:t>
-      </w:r>
-    </w:p>
-    <w:p>
-      <w:pPr>
-        <w:numPr>
-          <w:ilvl w:val="1"/>
-          <w:numId w:val="1007"/>
-        </w:numPr>
-        <w:pStyle w:val="Compact"/>
-      </w:pPr>
-      <w:r>
-        <w:t xml:space="preserve">Ligue:</w:t>
-      </w:r>
-      <w:r>
-        <w:t xml:space="preserve"> </w:t>
-      </w:r>
-      <w:r>
-        <w:rPr>
-          <w:rStyle w:val="VerbatimChar"/>
-        </w:rPr>
-        <w:t xml:space="preserve">npm run dev</w:t>
-      </w:r>
-    </w:p>
-    <w:p>
-      <w:pPr>
-        <w:numPr>
-          <w:ilvl w:val="0"/>
-          <w:numId w:val="1006"/>
-        </w:numPr>
-        <w:pStyle w:val="Compact"/>
-      </w:pPr>
-      <w:r>
-        <w:rPr>
-          <w:bCs/>
-          <w:b/>
-        </w:rPr>
-        <w:t xml:space="preserve">Ligue o Frontend:</w:t>
-      </w:r>
-    </w:p>
-    <w:p>
-      <w:pPr>
-        <w:numPr>
-          <w:ilvl w:val="1"/>
-          <w:numId w:val="1008"/>
-        </w:numPr>
-        <w:pStyle w:val="Compact"/>
-      </w:pPr>
-      <w:r>
-        <w:t xml:space="preserve">Abra outro terminal na pasta raiz (</w:t>
-      </w:r>
-      <w:r>
-        <w:rPr>
-          <w:rStyle w:val="VerbatimChar"/>
-        </w:rPr>
-        <w:t xml:space="preserve">Dashboard-PI2-V1</w:t>
-      </w:r>
-      <w:r>
-        <w:t xml:space="preserve">).</w:t>
-      </w:r>
-    </w:p>
-    <w:p>
-      <w:pPr>
-        <w:numPr>
-          <w:ilvl w:val="1"/>
-          <w:numId w:val="1008"/>
-        </w:numPr>
-        <w:pStyle w:val="Compact"/>
-      </w:pPr>
-      <w:r>
-        <w:t xml:space="preserve">Instale:</w:t>
-      </w:r>
-      <w:r>
-        <w:t xml:space="preserve"> </w:t>
-      </w:r>
-      <w:r>
-        <w:rPr>
-          <w:rStyle w:val="VerbatimChar"/>
-        </w:rPr>
-        <w:t xml:space="preserve">npm install</w:t>
-      </w:r>
-    </w:p>
-    <w:p>
-      <w:pPr>
-        <w:numPr>
-          <w:ilvl w:val="1"/>
-          <w:numId w:val="1008"/>
-        </w:numPr>
-        <w:pStyle w:val="Compact"/>
-      </w:pPr>
-      <w:r>
-        <w:t xml:space="preserve">Ligue:</w:t>
-      </w:r>
-      <w:r>
-        <w:t xml:space="preserve"> </w:t>
-      </w:r>
-      <w:r>
-        <w:rPr>
-          <w:rStyle w:val="VerbatimChar"/>
-        </w:rPr>
-        <w:t xml:space="preserve">npm run dev</w:t>
-      </w:r>
-    </w:p>
-    <w:bookmarkStart w:id="30" w:name="pontos-de-atenção"/>
-    <w:p>
-      <w:pPr>
-        <w:pStyle w:val="Heading3"/>
-      </w:pPr>
-      <w:r>
-        <w:t xml:space="preserve">⚠️ Pontos de Atenção</w:t>
-      </w:r>
-    </w:p>
-    <w:p>
-      <w:pPr>
-        <w:numPr>
-          <w:ilvl w:val="0"/>
-          <w:numId w:val="1009"/>
-        </w:numPr>
-        <w:pStyle w:val="Compact"/>
-      </w:pPr>
-      <w:r>
-        <w:rPr>
-          <w:bCs/>
-          <w:b/>
-        </w:rPr>
-        <w:t xml:space="preserve">Variáveis Secretas (</w:t>
-      </w:r>
-      <w:r>
-        <w:rPr>
-          <w:rStyle w:val="VerbatimChar"/>
-          <w:bCs/>
-          <w:b/>
-        </w:rPr>
-        <w:t xml:space="preserve">.env</w:t>
-      </w:r>
-      <w:r>
-        <w:rPr>
-          <w:bCs/>
-          <w:b/>
-        </w:rPr>
-        <w:t xml:space="preserve">):</w:t>
-      </w:r>
-      <w:r>
-        <w:t xml:space="preserve"> </w:t>
-      </w:r>
-      <w:r>
-        <w:t xml:space="preserve">O backend tem um arquivo</w:t>
-      </w:r>
-      <w:r>
-        <w:t xml:space="preserve"> </w:t>
-      </w:r>
-      <w:r>
-        <w:rPr>
-          <w:rStyle w:val="VerbatimChar"/>
-        </w:rPr>
-        <w:t xml:space="preserve">.env</w:t>
-      </w:r>
-      <w:r>
-        <w:t xml:space="preserve"> </w:t>
-      </w:r>
-      <w:r>
-        <w:t xml:space="preserve">com senhas do banco e do MQTT. Nunca o envie para o GitHub.</w:t>
-      </w:r>
-    </w:p>
-    <w:p>
-      <w:pPr>
-        <w:numPr>
-          <w:ilvl w:val="0"/>
-          <w:numId w:val="1009"/>
-        </w:numPr>
-        <w:pStyle w:val="Compact"/>
-      </w:pPr>
-      <w:r>
-        <w:rPr>
-          <w:bCs/>
-          <w:b/>
-        </w:rPr>
-        <w:t xml:space="preserve">MQTT (Shiftr.io):</w:t>
-      </w:r>
-      <w:r>
-        <w:t xml:space="preserve"> </w:t>
-      </w:r>
-      <w:r>
-        <w:t xml:space="preserve">Se o limite do Shiftr.io for atingido, a comunicação com o hardware vai parar. As chaves de acesso estão no arquivo</w:t>
-      </w:r>
-      <w:r>
-        <w:t xml:space="preserve"> </w:t>
-      </w:r>
-      <w:r>
-        <w:rPr>
-          <w:rStyle w:val="VerbatimChar"/>
-        </w:rPr>
-        <w:t xml:space="preserve">.env</w:t>
-      </w:r>
-      <w:r>
-        <w:t xml:space="preserve"> </w:t>
-      </w:r>
-      <w:r>
-        <w:t xml:space="preserve">ou</w:t>
-      </w:r>
-      <w:r>
-        <w:t xml:space="preserve"> </w:t>
-      </w:r>
-      <w:r>
-        <w:rPr>
-          <w:rStyle w:val="VerbatimChar"/>
-        </w:rPr>
-        <w:t xml:space="preserve">docker-compose.yml</w:t>
-      </w:r>
-      <w:r>
-        <w:t xml:space="preserve">.</w:t>
-      </w:r>
-    </w:p>
-    <w:p>
-      <w:pPr>
-        <w:numPr>
-          <w:ilvl w:val="0"/>
-          <w:numId w:val="1009"/>
-        </w:numPr>
-        <w:pStyle w:val="Compact"/>
-      </w:pPr>
-      <w:r>
-        <w:rPr>
-          <w:bCs/>
-          <w:b/>
-        </w:rPr>
-        <w:t xml:space="preserve">Banco de Dados:</w:t>
-      </w:r>
-      <w:r>
-        <w:t xml:space="preserve"> </w:t>
-      </w:r>
-      <w:r>
-        <w:t xml:space="preserve">Mexeu na estrutura de dados (pasta</w:t>
-      </w:r>
-      <w:r>
-        <w:t xml:space="preserve"> </w:t>
-      </w:r>
-      <w:r>
-        <w:rPr>
-          <w:rStyle w:val="VerbatimChar"/>
-        </w:rPr>
-        <w:t xml:space="preserve">backend/prisma</w:t>
-      </w:r>
-      <w:r>
-        <w:t xml:space="preserve">)? Lembre-se de rodar</w:t>
-      </w:r>
-      <w:r>
-        <w:t xml:space="preserve"> </w:t>
-      </w:r>
-      <w:r>
-        <w:rPr>
-          <w:rStyle w:val="VerbatimChar"/>
-        </w:rPr>
-        <w:t xml:space="preserve">npx prisma db push</w:t>
-      </w:r>
-      <w:r>
-        <w:t xml:space="preserve"> </w:t>
-      </w:r>
-      <w:r>
-        <w:t xml:space="preserve">e reiniciar o backend.</w:t>
+        <w:t xml:space="preserve">Arquivos-chave de configuração na branch</w:t>
+      </w:r>
+      <w:r>
+        <w:t xml:space="preserve"> </w:t>
+      </w:r>
+      <w:r>
+        <w:rPr>
+          <w:rStyle w:val="VerbatimChar"/>
+        </w:rPr>
+        <w:t xml:space="preserve">feat/deploy-hibrido-ifsc</w:t>
+      </w:r>
+      <w:r>
+        <w:t xml:space="preserve">:</w:t>
+      </w:r>
+      <w:r>
+        <w:t xml:space="preserve"> </w:t>
+      </w:r>
+      <w:r>
+        <w:t xml:space="preserve">-</w:t>
+      </w:r>
+      <w:r>
+        <w:t xml:space="preserve"> </w:t>
+      </w:r>
+      <w:r>
+        <w:rPr>
+          <w:rStyle w:val="VerbatimChar"/>
+        </w:rPr>
+        <w:t xml:space="preserve">.env.production</w:t>
+      </w:r>
+      <w:r>
+        <w:t xml:space="preserve">: Configuração de variáveis do frontend para build de produção (aponta para a URL externa da API do backend).</w:t>
+      </w:r>
+      <w:r>
+        <w:t xml:space="preserve"> </w:t>
+      </w:r>
+      <w:r>
+        <w:t xml:space="preserve">-</w:t>
+      </w:r>
+      <w:r>
+        <w:t xml:space="preserve"> </w:t>
+      </w:r>
+      <w:r>
+        <w:rPr>
+          <w:rStyle w:val="VerbatimChar"/>
+        </w:rPr>
+        <w:t xml:space="preserve">backend/Containerfile</w:t>
+      </w:r>
+      <w:r>
+        <w:t xml:space="preserve"> </w:t>
+      </w:r>
+      <w:r>
+        <w:t xml:space="preserve">&amp;</w:t>
+      </w:r>
+      <w:r>
+        <w:t xml:space="preserve"> </w:t>
+      </w:r>
+      <w:r>
+        <w:rPr>
+          <w:rStyle w:val="VerbatimChar"/>
+        </w:rPr>
+        <w:t xml:space="preserve">Containerfile.frontend</w:t>
+      </w:r>
+      <w:r>
+        <w:t xml:space="preserve">: Arquivos de build para os containers no Podman.</w:t>
+      </w:r>
+      <w:r>
+        <w:t xml:space="preserve"> </w:t>
+      </w:r>
+      <w:r>
+        <w:t xml:space="preserve">-</w:t>
+      </w:r>
+      <w:r>
+        <w:t xml:space="preserve"> </w:t>
+      </w:r>
+      <w:r>
+        <w:rPr>
+          <w:rStyle w:val="VerbatimChar"/>
+        </w:rPr>
+        <w:t xml:space="preserve">podman-compose.yml</w:t>
+      </w:r>
+      <w:r>
+        <w:t xml:space="preserve">: Arquivo de orquestração local de serviços da stack.</w:t>
+      </w:r>
+      <w:r>
+        <w:t xml:space="preserve"> </w:t>
+      </w:r>
+      <w:r>
+        <w:t xml:space="preserve">-</w:t>
+      </w:r>
+      <w:r>
+        <w:t xml:space="preserve"> </w:t>
+      </w:r>
+      <w:r>
+        <w:rPr>
+          <w:rStyle w:val="VerbatimChar"/>
+        </w:rPr>
+        <w:t xml:space="preserve">backend/prisma/schema.prisma</w:t>
+      </w:r>
+      <w:r>
+        <w:t xml:space="preserve">: Definição de tabelas do banco de dados relacional.</w:t>
       </w:r>
     </w:p>
     <w:p>
@@ -1282,9 +1250,8 @@
         <w:t xml:space="preserve">Curso de Engenharia Eletrônica — Projeto Integrador 2</w:t>
       </w:r>
     </w:p>
-    <w:bookmarkEnd w:id="30"/>
-    <w:bookmarkEnd w:id="31"/>
-    <w:bookmarkEnd w:id="32"/>
+    <w:bookmarkEnd w:id="28"/>
+    <w:bookmarkEnd w:id="29"/>
     <w:sectPr/>
   </w:body>
 </w:document>
@@ -1391,82 +1358,6 @@
       </w:pPr>
     </w:lvl>
   </w:abstractNum>
-  <w:abstractNum w:abstractNumId="991">
-    <w:nsid w:val="A991"/>
-    <w:multiLevelType w:val="multilevel"/>
-    <w:lvl w:ilvl="0">
-      <w:numFmt w:val="bullet"/>
-      <w:lvlText w:val="•"/>
-      <w:lvlJc w:val="left"/>
-      <w:pPr>
-        <w:ind w:left="720" w:hanging="480"/>
-      </w:pPr>
-    </w:lvl>
-    <w:lvl w:ilvl="1">
-      <w:numFmt w:val="bullet"/>
-      <w:lvlText w:val="–"/>
-      <w:lvlJc w:val="left"/>
-      <w:pPr>
-        <w:ind w:left="1440" w:hanging="480"/>
-      </w:pPr>
-    </w:lvl>
-    <w:lvl w:ilvl="2">
-      <w:numFmt w:val="bullet"/>
-      <w:lvlText w:val="•"/>
-      <w:lvlJc w:val="left"/>
-      <w:pPr>
-        <w:ind w:left="2160" w:hanging="480"/>
-      </w:pPr>
-    </w:lvl>
-    <w:lvl w:ilvl="3">
-      <w:numFmt w:val="bullet"/>
-      <w:lvlText w:val="–"/>
-      <w:lvlJc w:val="left"/>
-      <w:pPr>
-        <w:ind w:left="2880" w:hanging="480"/>
-      </w:pPr>
-    </w:lvl>
-    <w:lvl w:ilvl="4">
-      <w:numFmt w:val="bullet"/>
-      <w:lvlText w:val="•"/>
-      <w:lvlJc w:val="left"/>
-      <w:pPr>
-        <w:ind w:left="3600" w:hanging="480"/>
-      </w:pPr>
-    </w:lvl>
-    <w:lvl w:ilvl="5">
-      <w:numFmt w:val="bullet"/>
-      <w:lvlText w:val="–"/>
-      <w:lvlJc w:val="left"/>
-      <w:pPr>
-        <w:ind w:left="4320" w:hanging="480"/>
-      </w:pPr>
-    </w:lvl>
-    <w:lvl w:ilvl="6">
-      <w:numFmt w:val="bullet"/>
-      <w:lvlText w:val="•"/>
-      <w:lvlJc w:val="left"/>
-      <w:pPr>
-        <w:ind w:left="5040" w:hanging="480"/>
-      </w:pPr>
-    </w:lvl>
-    <w:lvl w:ilvl="7">
-      <w:numFmt w:val="bullet"/>
-      <w:lvlText w:val="–"/>
-      <w:lvlJc w:val="left"/>
-      <w:pPr>
-        <w:ind w:left="5760" w:hanging="480"/>
-      </w:pPr>
-    </w:lvl>
-    <w:lvl w:ilvl="8">
-      <w:numFmt w:val="bullet"/>
-      <w:lvlText w:val="•"/>
-      <w:lvlJc w:val="left"/>
-      <w:pPr>
-        <w:ind w:left="6480" w:hanging="480"/>
-      </w:pPr>
-    </w:lvl>
-  </w:abstractNum>
   <w:abstractNum w:abstractNumId="99411">
     <w:nsid w:val="A99411"/>
     <w:multiLevelType w:val="multilevel"/>
@@ -1552,16 +1443,86 @@
       </w:pPr>
     </w:lvl>
   </w:abstractNum>
+  <w:abstractNum w:abstractNumId="991">
+    <w:nsid w:val="A991"/>
+    <w:multiLevelType w:val="multilevel"/>
+    <w:lvl w:ilvl="0">
+      <w:numFmt w:val="bullet"/>
+      <w:lvlText w:val="•"/>
+      <w:lvlJc w:val="left"/>
+      <w:pPr>
+        <w:ind w:left="720" w:hanging="480"/>
+      </w:pPr>
+    </w:lvl>
+    <w:lvl w:ilvl="1">
+      <w:numFmt w:val="bullet"/>
+      <w:lvlText w:val="–"/>
+      <w:lvlJc w:val="left"/>
+      <w:pPr>
+        <w:ind w:left="1440" w:hanging="480"/>
+      </w:pPr>
+    </w:lvl>
+    <w:lvl w:ilvl="2">
+      <w:numFmt w:val="bullet"/>
+      <w:lvlText w:val="•"/>
+      <w:lvlJc w:val="left"/>
+      <w:pPr>
+        <w:ind w:left="2160" w:hanging="480"/>
+      </w:pPr>
+    </w:lvl>
+    <w:lvl w:ilvl="3">
+      <w:numFmt w:val="bullet"/>
+      <w:lvlText w:val="–"/>
+      <w:lvlJc w:val="left"/>
+      <w:pPr>
+        <w:ind w:left="2880" w:hanging="480"/>
+      </w:pPr>
+    </w:lvl>
+    <w:lvl w:ilvl="4">
+      <w:numFmt w:val="bullet"/>
+      <w:lvlText w:val="•"/>
+      <w:lvlJc w:val="left"/>
+      <w:pPr>
+        <w:ind w:left="3600" w:hanging="480"/>
+      </w:pPr>
+    </w:lvl>
+    <w:lvl w:ilvl="5">
+      <w:numFmt w:val="bullet"/>
+      <w:lvlText w:val="–"/>
+      <w:lvlJc w:val="left"/>
+      <w:pPr>
+        <w:ind w:left="4320" w:hanging="480"/>
+      </w:pPr>
+    </w:lvl>
+    <w:lvl w:ilvl="6">
+      <w:numFmt w:val="bullet"/>
+      <w:lvlText w:val="•"/>
+      <w:lvlJc w:val="left"/>
+      <w:pPr>
+        <w:ind w:left="5040" w:hanging="480"/>
+      </w:pPr>
+    </w:lvl>
+    <w:lvl w:ilvl="7">
+      <w:numFmt w:val="bullet"/>
+      <w:lvlText w:val="–"/>
+      <w:lvlJc w:val="left"/>
+      <w:pPr>
+        <w:ind w:left="5760" w:hanging="480"/>
+      </w:pPr>
+    </w:lvl>
+    <w:lvl w:ilvl="8">
+      <w:numFmt w:val="bullet"/>
+      <w:lvlText w:val="•"/>
+      <w:lvlJc w:val="left"/>
+      <w:pPr>
+        <w:ind w:left="6480" w:hanging="480"/>
+      </w:pPr>
+    </w:lvl>
+  </w:abstractNum>
   <w:num w:numId="1000">
     <w:abstractNumId w:val="990"/>
   </w:num>
   <w:num w:numId="1001">
-    <w:abstractNumId w:val="991"/>
-  </w:num>
-  <w:num w:numId="1002">
-    <w:abstractNumId w:val="991"/>
-  </w:num>
-  <w:num w:numId="1003">
     <w:abstractNumId w:val="99411"/>
     <w:lvlOverride w:ilvl="0">
       <w:startOverride w:val="1"/>
@@ -1591,76 +1552,16 @@
       <w:startOverride w:val="1"/>
     </w:lvlOverride>
   </w:num>
+  <w:num w:numId="1002">
+    <w:abstractNumId w:val="991"/>
+  </w:num>
+  <w:num w:numId="1003">
+    <w:abstractNumId w:val="991"/>
+  </w:num>
   <w:num w:numId="1004">
-    <w:abstractNumId w:val="99411"/>
-    <w:lvlOverride w:ilvl="0">
-      <w:startOverride w:val="1"/>
-    </w:lvlOverride>
-    <w:lvlOverride w:ilvl="1">
-      <w:startOverride w:val="1"/>
-    </w:lvlOverride>
-    <w:lvlOverride w:ilvl="2">
-      <w:startOverride w:val="1"/>
-    </w:lvlOverride>
-    <w:lvlOverride w:ilvl="3">
-      <w:startOverride w:val="1"/>
-    </w:lvlOverride>
-    <w:lvlOverride w:ilvl="4">
-      <w:startOverride w:val="1"/>
-    </w:lvlOverride>
-    <w:lvlOverride w:ilvl="5">
-      <w:startOverride w:val="1"/>
-    </w:lvlOverride>
-    <w:lvlOverride w:ilvl="6">
-      <w:startOverride w:val="1"/>
-    </w:lvlOverride>
-    <w:lvlOverride w:ilvl="7">
-      <w:startOverride w:val="1"/>
-    </w:lvlOverride>
-    <w:lvlOverride w:ilvl="8">
-      <w:startOverride w:val="1"/>
-    </w:lvlOverride>
+    <w:abstractNumId w:val="991"/>
   </w:num>
   <w:num w:numId="1005">
-    <w:abstractNumId w:val="991"/>
-  </w:num>
-  <w:num w:numId="1006">
-    <w:abstractNumId w:val="99411"/>
-    <w:lvlOverride w:ilvl="0">
-      <w:startOverride w:val="1"/>
-    </w:lvlOverride>
-    <w:lvlOverride w:ilvl="1">
-      <w:startOverride w:val="1"/>
-    </w:lvlOverride>
-    <w:lvlOverride w:ilvl="2">
-      <w:startOverride w:val="1"/>
-    </w:lvlOverride>
-    <w:lvlOverride w:ilvl="3">
-      <w:startOverride w:val="1"/>
-    </w:lvlOverride>
-    <w:lvlOverride w:ilvl="4">
-      <w:startOverride w:val="1"/>
-    </w:lvlOverride>
-    <w:lvlOverride w:ilvl="5">
-      <w:startOverride w:val="1"/>
-    </w:lvlOverride>
-    <w:lvlOverride w:ilvl="6">
-      <w:startOverride w:val="1"/>
-    </w:lvlOverride>
-    <w:lvlOverride w:ilvl="7">
-      <w:startOverride w:val="1"/>
-    </w:lvlOverride>
-    <w:lvlOverride w:ilvl="8">
-      <w:startOverride w:val="1"/>
-    </w:lvlOverride>
-  </w:num>
-  <w:num w:numId="1007">
-    <w:abstractNumId w:val="991"/>
-  </w:num>
-  <w:num w:numId="1008">
-    <w:abstractNumId w:val="991"/>
-  </w:num>
-  <w:num w:numId="1009">
     <w:abstractNumId w:val="991"/>
   </w:num>
 </w:numbering>
